--- a/Porject Report .docx
+++ b/Porject Report .docx
@@ -3,8 +3,468 @@
 <w:document xmlns:wpc="http://schemas.microsoft.com/office/word/2010/wordprocessingCanvas" xmlns:cx="http://schemas.microsoft.com/office/drawing/2014/chartex" xmlns:cx1="http://schemas.microsoft.com/office/drawing/2015/9/8/chartex" xmlns:cx2="http://schemas.microsoft.com/office/drawing/2015/10/21/chartex" xmlns:cx3="http://schemas.microsoft.com/office/drawing/2016/5/9/chartex" xmlns:cx4="http://schemas.microsoft.com/office/drawing/2016/5/10/chartex" xmlns:cx5="http://schemas.microsoft.com/office/drawing/2016/5/11/chartex" xmlns:cx6="http://schemas.microsoft.com/office/drawing/2016/5/12/chartex" xmlns:cx7="http://schemas.microsoft.com/office/drawing/2016/5/13/chartex" xmlns:cx8="http://schemas.microsoft.com/office/drawing/2016/5/14/chartex" xmlns:mc="http://schemas.openxmlformats.org/markup-compatibility/2006" xmlns:aink="http://schemas.microsoft.com/office/drawing/2016/ink" xmlns:am3d="http://schemas.microsoft.com/office/drawing/2017/model3d" xmlns:o="urn:schemas-microsoft-com:office:office" xmlns:oel="http://schemas.microsoft.com/office/2019/extlst" xmlns:r="http://schemas.openxmlformats.org/officeDocument/2006/relationships" xmlns:m="http://schemas.openxmlformats.org/officeDocument/2006/math" xmlns:v="urn:schemas-microsoft-com:vml" xmlns:wp14="http://schemas.microsoft.com/office/word/2010/wordprocessingDrawing" xmlns:wp="http://schemas.openxmlformats.org/drawingml/2006/wordprocessingDrawing" xmlns:w10="urn:schemas-microsoft-com:office:word" xmlns:w="http://schemas.openxmlformats.org/wordprocessingml/2006/main" xmlns:w14="http://schemas.microsoft.com/office/word/2010/wordml" xmlns:w15="http://schemas.microsoft.com/office/word/2012/wordml" xmlns:w16cex="http://schemas.microsoft.com/office/word/2018/wordml/cex" xmlns:w16cid="http://schemas.microsoft.com/office/word/2016/wordml/cid" xmlns:w16="http://schemas.microsoft.com/office/word/2018/wordml" xmlns:w16sdtdh="http://schemas.microsoft.com/office/word/2020/wordml/sdtdatahash" xmlns:w16se="http://schemas.microsoft.com/office/word/2015/wordml/symex" xmlns:wpg="http://schemas.microsoft.com/office/word/2010/wordprocessingGroup" xmlns:wpi="http://schemas.microsoft.com/office/word/2010/wordprocessingInk" xmlns:wne="http://schemas.microsoft.com/office/word/2006/wordml" xmlns:wps="http://schemas.microsoft.com/office/word/2010/wordprocessingShape" mc:Ignorable="w14 w15 w16se w16cid w16 w16cex w16sdtdh wp14">
   <w:body>
     <w:p>
+      <w:pPr>
+        <w:jc w:val="center"/>
+        <w:rPr>
+          <w:rFonts w:ascii="Times New Roman" w:eastAsia="Trebuchet MS" w:hAnsi="Times New Roman" w:cs="Times New Roman"/>
+          <w:b/>
+          <w:color w:val="004EA2"/>
+          <w:sz w:val="32"/>
+        </w:rPr>
+      </w:pPr>
+    </w:p>
+    <w:p>
+      <w:pPr>
+        <w:jc w:val="center"/>
+        <w:rPr>
+          <w:rFonts w:ascii="Times New Roman" w:eastAsia="Trebuchet MS" w:hAnsi="Times New Roman" w:cs="Times New Roman"/>
+          <w:b/>
+          <w:color w:val="004EA2"/>
+          <w:sz w:val="32"/>
+        </w:rPr>
+      </w:pPr>
+    </w:p>
+    <w:p>
+      <w:pPr>
+        <w:jc w:val="center"/>
+        <w:rPr>
+          <w:rFonts w:ascii="Times New Roman" w:eastAsia="Trebuchet MS" w:hAnsi="Times New Roman" w:cs="Times New Roman"/>
+          <w:b/>
+          <w:color w:val="004EA2"/>
+          <w:sz w:val="32"/>
+        </w:rPr>
+      </w:pPr>
+    </w:p>
+    <w:p>
+      <w:pPr>
+        <w:jc w:val="center"/>
+        <w:rPr>
+          <w:rFonts w:ascii="Times New Roman" w:hAnsi="Times New Roman" w:cs="Times New Roman"/>
+        </w:rPr>
+      </w:pPr>
       <w:r>
-        <w:t xml:space="preserve"> </w:t>
+        <w:rPr>
+          <w:rFonts w:ascii="Times New Roman" w:hAnsi="Times New Roman" w:cs="Times New Roman"/>
+          <w:noProof/>
+          <w:position w:val="1"/>
+        </w:rPr>
+        <w:drawing>
+          <wp:inline distT="0" distB="0" distL="0" distR="0" wp14:anchorId="3BA21A60" wp14:editId="54DAB9A7">
+            <wp:extent cx="1143000" cy="1143000"/>
+            <wp:effectExtent l="0" t="0" r="0" b="0"/>
+            <wp:docPr id="11478" name="Picture 1"/>
+            <wp:cNvGraphicFramePr/>
+            <a:graphic xmlns:a="http://schemas.openxmlformats.org/drawingml/2006/main">
+              <a:graphicData uri="http://schemas.openxmlformats.org/drawingml/2006/picture">
+                <pic:pic xmlns:pic="http://schemas.openxmlformats.org/drawingml/2006/picture">
+                  <pic:nvPicPr>
+                    <pic:cNvPr id="11478" name="Picture 11478"/>
+                    <pic:cNvPicPr/>
+                  </pic:nvPicPr>
+                  <pic:blipFill>
+                    <a:blip r:embed="rId5"/>
+                    <a:stretch>
+                      <a:fillRect/>
+                    </a:stretch>
+                  </pic:blipFill>
+                  <pic:spPr>
+                    <a:xfrm>
+                      <a:off x="0" y="0"/>
+                      <a:ext cx="1143000" cy="1143000"/>
+                    </a:xfrm>
+                    <a:prstGeom prst="rect">
+                      <a:avLst/>
+                    </a:prstGeom>
+                  </pic:spPr>
+                </pic:pic>
+              </a:graphicData>
+            </a:graphic>
+          </wp:inline>
+        </w:drawing>
+      </w:r>
+    </w:p>
+    <w:p>
+      <w:pPr>
+        <w:spacing w:after="2"/>
+        <w:jc w:val="center"/>
+        <w:rPr>
+          <w:rFonts w:ascii="Times New Roman" w:hAnsi="Times New Roman" w:cs="Times New Roman"/>
+        </w:rPr>
+      </w:pPr>
+    </w:p>
+    <w:p>
+      <w:pPr>
+        <w:spacing w:after="164"/>
+        <w:ind w:left="528"/>
+        <w:jc w:val="center"/>
+        <w:rPr>
+          <w:rFonts w:ascii="Times New Roman" w:hAnsi="Times New Roman" w:cs="Times New Roman"/>
+        </w:rPr>
+      </w:pPr>
+      <w:r>
+        <w:rPr>
+          <w:rFonts w:ascii="Times New Roman" w:eastAsia="Times New Roman" w:hAnsi="Times New Roman" w:cs="Times New Roman"/>
+          <w:b/>
+          <w:color w:val="365F91"/>
+          <w:sz w:val="28"/>
+        </w:rPr>
+        <w:t>AMERICAN INTERNATIONAL UNIVERSITY–BANGLADESH (AIUB)</w:t>
+      </w:r>
+    </w:p>
+    <w:p>
+      <w:pPr>
+        <w:spacing w:after="150" w:line="246" w:lineRule="auto"/>
+        <w:ind w:left="10" w:right="-15" w:hanging="10"/>
+        <w:jc w:val="center"/>
+        <w:rPr>
+          <w:rFonts w:ascii="Times New Roman" w:hAnsi="Times New Roman" w:cs="Times New Roman"/>
+        </w:rPr>
+      </w:pPr>
+      <w:r>
+        <w:rPr>
+          <w:rFonts w:ascii="Times New Roman" w:eastAsia="Times New Roman" w:hAnsi="Times New Roman" w:cs="Times New Roman"/>
+          <w:b/>
+          <w:sz w:val="26"/>
+        </w:rPr>
+        <w:t>FACULTY OF SCIENCE &amp; TECHNOLOGY</w:t>
+      </w:r>
+    </w:p>
+    <w:p>
+      <w:pPr>
+        <w:spacing w:line="246" w:lineRule="auto"/>
+        <w:ind w:left="10" w:right="-15" w:hanging="10"/>
+        <w:jc w:val="center"/>
+        <w:rPr>
+          <w:rFonts w:ascii="Times New Roman" w:eastAsia="Times New Roman" w:hAnsi="Times New Roman" w:cs="Times New Roman"/>
+          <w:b/>
+          <w:sz w:val="26"/>
+        </w:rPr>
+      </w:pPr>
+      <w:r>
+        <w:rPr>
+          <w:rFonts w:ascii="Times New Roman" w:eastAsia="Times New Roman" w:hAnsi="Times New Roman" w:cs="Times New Roman"/>
+          <w:b/>
+          <w:sz w:val="26"/>
+        </w:rPr>
+        <w:t>COMPUTER GRAPHICS</w:t>
+      </w:r>
+    </w:p>
+    <w:p>
+      <w:pPr>
+        <w:spacing w:line="246" w:lineRule="auto"/>
+        <w:ind w:left="10" w:right="-15" w:hanging="10"/>
+        <w:jc w:val="center"/>
+        <w:rPr>
+          <w:rFonts w:ascii="Times New Roman" w:hAnsi="Times New Roman" w:cs="Times New Roman"/>
+        </w:rPr>
+      </w:pPr>
+      <w:r>
+        <w:rPr>
+          <w:rFonts w:ascii="Times New Roman" w:eastAsia="Times New Roman" w:hAnsi="Times New Roman" w:cs="Times New Roman"/>
+          <w:b/>
+          <w:sz w:val="24"/>
+        </w:rPr>
+        <w:t>Spring 2025-2026</w:t>
+      </w:r>
+    </w:p>
+    <w:p>
+      <w:pPr>
+        <w:spacing w:line="246" w:lineRule="auto"/>
+        <w:ind w:left="10" w:right="-15" w:hanging="10"/>
+        <w:jc w:val="center"/>
+        <w:rPr>
+          <w:rFonts w:ascii="Times New Roman" w:hAnsi="Times New Roman" w:cs="Times New Roman"/>
+        </w:rPr>
+      </w:pPr>
+      <w:r>
+        <w:rPr>
+          <w:rFonts w:ascii="Times New Roman" w:eastAsia="Times New Roman" w:hAnsi="Times New Roman" w:cs="Times New Roman"/>
+          <w:b/>
+          <w:sz w:val="24"/>
+        </w:rPr>
+        <w:t>Section: A</w:t>
+      </w:r>
+    </w:p>
+    <w:p>
+      <w:pPr>
+        <w:spacing w:after="122"/>
+        <w:jc w:val="center"/>
+        <w:rPr>
+          <w:rFonts w:ascii="Times New Roman" w:eastAsia="Times New Roman" w:hAnsi="Times New Roman" w:cs="Times New Roman"/>
+          <w:b/>
+        </w:rPr>
+      </w:pPr>
+    </w:p>
+    <w:p>
+      <w:pPr>
+        <w:spacing w:after="122"/>
+        <w:jc w:val="center"/>
+        <w:rPr>
+          <w:rFonts w:ascii="Times New Roman" w:hAnsi="Times New Roman" w:cs="Times New Roman"/>
+        </w:rPr>
+      </w:pPr>
+    </w:p>
+    <w:p>
+      <w:pPr>
+        <w:spacing w:after="60"/>
+        <w:jc w:val="center"/>
+        <w:rPr>
+          <w:rFonts w:ascii="Times New Roman" w:hAnsi="Times New Roman" w:cs="Times New Roman"/>
+        </w:rPr>
+      </w:pPr>
+      <w:r>
+        <w:rPr>
+          <w:rFonts w:ascii="Times New Roman" w:hAnsi="Times New Roman" w:cs="Times New Roman"/>
+          <w:b/>
+          <w:bCs/>
+          <w:color w:val="2E75B6"/>
+          <w:sz w:val="36"/>
+          <w:szCs w:val="36"/>
+        </w:rPr>
+        <w:t>Dhaka City</w:t>
+      </w:r>
+      <w:r>
+        <w:rPr>
+          <w:rFonts w:ascii="Times New Roman" w:hAnsi="Times New Roman" w:cs="Times New Roman"/>
+          <w:b/>
+          <w:bCs/>
+          <w:color w:val="2E75B6"/>
+          <w:sz w:val="36"/>
+          <w:szCs w:val="36"/>
+        </w:rPr>
+        <w:t xml:space="preserve"> Animated Scene</w:t>
+      </w:r>
+    </w:p>
+    <w:p>
+      <w:pPr>
+        <w:spacing w:after="145" w:line="246" w:lineRule="auto"/>
+        <w:ind w:left="10" w:right="-15" w:hanging="10"/>
+        <w:jc w:val="center"/>
+        <w:rPr>
+          <w:rFonts w:ascii="Times New Roman" w:hAnsi="Times New Roman" w:cs="Times New Roman"/>
+        </w:rPr>
+      </w:pPr>
+    </w:p>
+    <w:p>
+      <w:pPr>
+        <w:spacing w:line="246" w:lineRule="auto"/>
+        <w:ind w:right="-15"/>
+        <w:jc w:val="center"/>
+        <w:rPr>
+          <w:rFonts w:ascii="Times New Roman" w:hAnsi="Times New Roman" w:cs="Times New Roman"/>
+        </w:rPr>
+      </w:pPr>
+    </w:p>
+    <w:p>
+      <w:pPr>
+        <w:spacing w:after="126"/>
+        <w:ind w:left="10" w:right="-15" w:hanging="10"/>
+        <w:jc w:val="center"/>
+        <w:rPr>
+          <w:rFonts w:ascii="Times New Roman" w:hAnsi="Times New Roman" w:cs="Times New Roman"/>
+          <w:sz w:val="28"/>
+          <w:szCs w:val="28"/>
+        </w:rPr>
+      </w:pPr>
+      <w:r>
+        <w:rPr>
+          <w:rFonts w:ascii="Times New Roman" w:eastAsia="Times New Roman" w:hAnsi="Times New Roman" w:cs="Times New Roman"/>
+          <w:b/>
+          <w:sz w:val="28"/>
+          <w:szCs w:val="28"/>
+          <w:u w:val="single" w:color="000000"/>
+        </w:rPr>
+        <w:t>Supervised By</w:t>
+      </w:r>
+    </w:p>
+    <w:p>
+      <w:pPr>
+        <w:spacing w:after="123"/>
+        <w:jc w:val="center"/>
+        <w:rPr>
+          <w:rFonts w:ascii="Times New Roman" w:eastAsia="Times New Roman" w:hAnsi="Times New Roman" w:cs="Times New Roman"/>
+          <w:b/>
+          <w:bCs/>
+          <w:sz w:val="28"/>
+          <w:szCs w:val="28"/>
+        </w:rPr>
+      </w:pPr>
+      <w:r>
+        <w:rPr>
+          <w:rFonts w:ascii="Times New Roman" w:eastAsia="Times New Roman" w:hAnsi="Times New Roman" w:cs="Times New Roman"/>
+          <w:b/>
+          <w:bCs/>
+          <w:sz w:val="28"/>
+          <w:szCs w:val="28"/>
+        </w:rPr>
+        <w:t>ANEEM AL AHSAN RUPAI</w:t>
+      </w:r>
+    </w:p>
+    <w:p>
+      <w:pPr>
+        <w:spacing w:after="123"/>
+        <w:jc w:val="center"/>
+        <w:rPr>
+          <w:rFonts w:ascii="Times New Roman" w:hAnsi="Times New Roman" w:cs="Times New Roman"/>
+        </w:rPr>
+      </w:pPr>
+    </w:p>
+    <w:p>
+      <w:pPr>
+        <w:spacing w:after="126"/>
+        <w:ind w:left="10" w:right="-15" w:hanging="10"/>
+        <w:rPr>
+          <w:rFonts w:ascii="Times New Roman" w:eastAsia="Times New Roman" w:hAnsi="Times New Roman" w:cs="Times New Roman"/>
+          <w:b/>
+          <w:u w:val="single" w:color="000000"/>
+        </w:rPr>
+      </w:pPr>
+    </w:p>
+    <w:p>
+      <w:pPr>
+        <w:spacing w:after="126"/>
+        <w:ind w:left="10" w:right="-15" w:hanging="10"/>
+        <w:rPr>
+          <w:rFonts w:ascii="Times New Roman" w:eastAsia="Times New Roman" w:hAnsi="Times New Roman" w:cs="Times New Roman"/>
+          <w:b/>
+          <w:u w:val="single" w:color="000000"/>
+        </w:rPr>
+      </w:pPr>
+    </w:p>
+    <w:p>
+      <w:pPr>
+        <w:spacing w:after="126"/>
+        <w:ind w:left="10" w:right="-15" w:hanging="10"/>
+        <w:jc w:val="center"/>
+        <w:rPr>
+          <w:rFonts w:ascii="Times New Roman" w:eastAsia="Times New Roman" w:hAnsi="Times New Roman" w:cs="Times New Roman"/>
+          <w:b/>
+          <w:sz w:val="28"/>
+          <w:szCs w:val="28"/>
+        </w:rPr>
+      </w:pPr>
+      <w:r>
+        <w:rPr>
+          <w:rFonts w:ascii="Times New Roman" w:eastAsia="Times New Roman" w:hAnsi="Times New Roman" w:cs="Times New Roman"/>
+          <w:b/>
+          <w:sz w:val="28"/>
+          <w:szCs w:val="28"/>
+          <w:u w:val="single" w:color="000000"/>
+        </w:rPr>
+        <w:t>Submitted By</w:t>
+      </w:r>
+      <w:r>
+        <w:rPr>
+          <w:rFonts w:ascii="Times New Roman" w:eastAsia="Times New Roman" w:hAnsi="Times New Roman" w:cs="Times New Roman"/>
+          <w:b/>
+          <w:sz w:val="28"/>
+          <w:szCs w:val="28"/>
+        </w:rPr>
+        <w:t>:</w:t>
+      </w:r>
+    </w:p>
+    <w:p>
+      <w:pPr>
+        <w:spacing w:after="126"/>
+        <w:ind w:left="10" w:right="-15" w:hanging="10"/>
+        <w:jc w:val="center"/>
+        <w:rPr>
+          <w:rFonts w:ascii="Times New Roman" w:eastAsia="Times New Roman" w:hAnsi="Times New Roman" w:cs="Times New Roman"/>
+          <w:b/>
+          <w:sz w:val="28"/>
+          <w:szCs w:val="28"/>
+        </w:rPr>
+      </w:pPr>
+      <w:r>
+        <w:rPr>
+          <w:rFonts w:ascii="Times New Roman" w:eastAsia="Times New Roman" w:hAnsi="Times New Roman" w:cs="Times New Roman"/>
+          <w:b/>
+          <w:sz w:val="28"/>
+          <w:szCs w:val="28"/>
+        </w:rPr>
+        <w:t xml:space="preserve">Name: </w:t>
+      </w:r>
+      <w:r>
+        <w:rPr>
+          <w:rFonts w:ascii="Times New Roman" w:eastAsia="Times New Roman" w:hAnsi="Times New Roman" w:cs="Times New Roman"/>
+          <w:b/>
+          <w:sz w:val="28"/>
+          <w:szCs w:val="28"/>
+        </w:rPr>
+        <w:t>Tamzid Islam</w:t>
+      </w:r>
+    </w:p>
+    <w:p>
+      <w:pPr>
+        <w:spacing w:after="126"/>
+        <w:ind w:left="10" w:right="-15" w:hanging="10"/>
+        <w:jc w:val="center"/>
+        <w:rPr>
+          <w:rFonts w:ascii="Times New Roman" w:hAnsi="Times New Roman" w:cs="Times New Roman"/>
+          <w:sz w:val="28"/>
+          <w:szCs w:val="28"/>
+        </w:rPr>
+      </w:pPr>
+      <w:r>
+        <w:rPr>
+          <w:rFonts w:ascii="Times New Roman" w:eastAsia="Times New Roman" w:hAnsi="Times New Roman" w:cs="Times New Roman"/>
+          <w:b/>
+          <w:sz w:val="28"/>
+          <w:szCs w:val="28"/>
+        </w:rPr>
+        <w:t>ID: 23-53</w:t>
+      </w:r>
+      <w:r>
+        <w:rPr>
+          <w:rFonts w:ascii="Times New Roman" w:eastAsia="Times New Roman" w:hAnsi="Times New Roman" w:cs="Times New Roman"/>
+          <w:b/>
+          <w:sz w:val="28"/>
+          <w:szCs w:val="28"/>
+        </w:rPr>
+        <w:t>639-3</w:t>
+      </w:r>
+    </w:p>
+    <w:p>
+      <w:pPr>
+        <w:spacing w:after="123"/>
+        <w:jc w:val="center"/>
+        <w:rPr>
+          <w:rFonts w:ascii="Times New Roman" w:eastAsia="Times New Roman" w:hAnsi="Times New Roman" w:cs="Times New Roman"/>
+        </w:rPr>
+      </w:pPr>
+    </w:p>
+    <w:p>
+      <w:pPr>
+        <w:ind w:right="-15"/>
+        <w:jc w:val="center"/>
+        <w:rPr>
+          <w:rFonts w:ascii="Times New Roman" w:eastAsia="Trebuchet MS" w:hAnsi="Times New Roman" w:cs="Times New Roman"/>
+          <w:sz w:val="28"/>
+        </w:rPr>
+      </w:pPr>
+      <w:r>
+        <w:rPr>
+          <w:rFonts w:ascii="Times New Roman" w:eastAsia="Times New Roman" w:hAnsi="Times New Roman" w:cs="Times New Roman"/>
+        </w:rPr>
+        <w:t xml:space="preserve">Date of Submission: </w:t>
+      </w:r>
+      <w:r>
+        <w:rPr>
+          <w:rFonts w:ascii="Times New Roman" w:eastAsia="Times New Roman" w:hAnsi="Times New Roman" w:cs="Times New Roman"/>
+        </w:rPr>
+        <w:t>06-05-</w:t>
+      </w:r>
+      <w:r>
+        <w:rPr>
+          <w:rFonts w:ascii="Times New Roman" w:eastAsia="Times New Roman" w:hAnsi="Times New Roman" w:cs="Times New Roman"/>
+        </w:rPr>
+        <w:t>202</w:t>
+      </w:r>
+      <w:r>
+        <w:rPr>
+          <w:rFonts w:ascii="Times New Roman" w:eastAsia="Times New Roman" w:hAnsi="Times New Roman" w:cs="Times New Roman"/>
+        </w:rPr>
+        <w:t>6</w:t>
       </w:r>
     </w:p>
     <w:p>
@@ -24,7 +484,8 @@
           <w:sz w:val="40"/>
           <w:szCs w:val="40"/>
         </w:rPr>
-        <w:t xml:space="preserve">DHAKA CITY </w:t>
+        <w:lastRenderedPageBreak/>
+        <w:t>DHAKA CIT</w:t>
       </w:r>
       <w:r>
         <w:rPr>
@@ -33,35 +494,30 @@
           <w:sz w:val="40"/>
           <w:szCs w:val="40"/>
         </w:rPr>
-        <w:t>OPEN GL</w:t>
+        <w:t>Y ANIMATED SCENE</w:t>
       </w:r>
-      <w:r>
+    </w:p>
+    <w:p>
+      <w:pPr>
+        <w:rPr>
+          <w:sz w:val="40"/>
+          <w:szCs w:val="40"/>
+        </w:rPr>
+      </w:pPr>
+    </w:p>
+    <w:p>
+      <w:pPr>
         <w:rPr>
           <w:b/>
           <w:bCs/>
           <w:sz w:val="40"/>
           <w:szCs w:val="40"/>
         </w:rPr>
-        <w:t xml:space="preserve"> PROJECT</w:t>
-      </w:r>
-    </w:p>
-    <w:p>
-      <w:pPr>
-        <w:rPr>
-          <w:sz w:val="40"/>
-          <w:szCs w:val="40"/>
-        </w:rPr>
-      </w:pPr>
-    </w:p>
-    <w:p>
-      <w:pPr>
-        <w:rPr>
-          <w:sz w:val="40"/>
-          <w:szCs w:val="40"/>
-        </w:rPr>
       </w:pPr>
       <w:r>
         <w:rPr>
+          <w:b/>
+          <w:bCs/>
           <w:sz w:val="40"/>
           <w:szCs w:val="40"/>
         </w:rPr>
@@ -606,6 +1062,10 @@
     <w:p>
       <w:pPr>
         <w:pStyle w:val="paragraph"/>
+        <w:numPr>
+          <w:ilvl w:val="0"/>
+          <w:numId w:val="4"/>
+        </w:numPr>
         <w:spacing w:before="0" w:beforeAutospacing="0" w:after="0" w:afterAutospacing="0"/>
         <w:textAlignment w:val="baseline"/>
         <w:rPr>
@@ -634,12 +1094,52 @@
           <w:sz w:val="22"/>
           <w:szCs w:val="22"/>
         </w:rPr>
-        <w:t xml:space="preserve"> Cars, truck , road , windmill , trees , building ,billboard ,street light ,clouds ,hot air balloon , metro rail , metro line</w:t>
+        <w:t xml:space="preserve"> Cars, truck , road , windmill , trees , building ,billboard ,street light ,clouds ,hot air </w:t>
+      </w:r>
+      <w:r>
+        <w:rPr>
+          <w:rStyle w:val="normaltextrun"/>
+          <w:rFonts w:ascii="Calibri" w:hAnsi="Calibri" w:cs="Calibri"/>
+          <w:sz w:val="22"/>
+          <w:szCs w:val="22"/>
+        </w:rPr>
+        <w:t xml:space="preserve"> </w:t>
+      </w:r>
+      <w:r>
+        <w:rPr>
+          <w:rStyle w:val="normaltextrun"/>
+          <w:rFonts w:ascii="Calibri" w:hAnsi="Calibri" w:cs="Calibri"/>
+          <w:sz w:val="22"/>
+          <w:szCs w:val="22"/>
+        </w:rPr>
+        <w:t>balloon ,</w:t>
+      </w:r>
+      <w:r>
+        <w:rPr>
+          <w:rStyle w:val="normaltextrun"/>
+          <w:rFonts w:ascii="Calibri" w:hAnsi="Calibri" w:cs="Calibri"/>
+          <w:sz w:val="22"/>
+          <w:szCs w:val="22"/>
+        </w:rPr>
+        <w:t xml:space="preserve"> </w:t>
+      </w:r>
+      <w:r>
+        <w:rPr>
+          <w:rStyle w:val="normaltextrun"/>
+          <w:rFonts w:ascii="Calibri" w:hAnsi="Calibri" w:cs="Calibri"/>
+          <w:sz w:val="22"/>
+          <w:szCs w:val="22"/>
+        </w:rPr>
+        <w:t>metro rail , metro line</w:t>
       </w:r>
     </w:p>
     <w:p>
       <w:pPr>
         <w:pStyle w:val="paragraph"/>
+        <w:numPr>
+          <w:ilvl w:val="0"/>
+          <w:numId w:val="4"/>
+        </w:numPr>
         <w:spacing w:before="0" w:beforeAutospacing="0" w:after="0" w:afterAutospacing="0"/>
         <w:textAlignment w:val="baseline"/>
         <w:rPr>
@@ -692,6 +1192,10 @@
     <w:p>
       <w:pPr>
         <w:pStyle w:val="paragraph"/>
+        <w:numPr>
+          <w:ilvl w:val="0"/>
+          <w:numId w:val="4"/>
+        </w:numPr>
         <w:spacing w:before="0" w:beforeAutospacing="0" w:after="0" w:afterAutospacing="0"/>
         <w:textAlignment w:val="baseline"/>
         <w:rPr>
@@ -755,6 +1259,10 @@
     <w:p>
       <w:pPr>
         <w:pStyle w:val="paragraph"/>
+        <w:numPr>
+          <w:ilvl w:val="0"/>
+          <w:numId w:val="4"/>
+        </w:numPr>
         <w:spacing w:before="0" w:beforeAutospacing="0" w:after="0" w:afterAutospacing="0"/>
         <w:textAlignment w:val="baseline"/>
         <w:rPr>
@@ -1809,15 +2317,6 @@
           <w:szCs w:val="28"/>
         </w:rPr>
         <w:lastRenderedPageBreak/>
-        <w:t>*</w:t>
-      </w:r>
-      <w:r>
-        <w:rPr>
-          <w:b/>
-          <w:bCs/>
-          <w:sz w:val="28"/>
-          <w:szCs w:val="28"/>
-        </w:rPr>
         <w:t>Project Graph</w:t>
       </w:r>
     </w:p>
@@ -1830,9 +2329,9 @@
           <w:noProof/>
         </w:rPr>
         <w:drawing>
-          <wp:inline distT="0" distB="0" distL="0" distR="0" wp14:anchorId="5556D39D" wp14:editId="09C90A2D">
-            <wp:extent cx="4722751" cy="4511842"/>
-            <wp:effectExtent l="0" t="0" r="1905" b="0"/>
+          <wp:inline distT="0" distB="0" distL="0" distR="0" wp14:anchorId="5556D39D" wp14:editId="6BDEC733">
+            <wp:extent cx="4458277" cy="4259179"/>
+            <wp:effectExtent l="0" t="0" r="0" b="0"/>
             <wp:docPr id="1152861954" name="Picture 1"/>
             <wp:cNvGraphicFramePr>
               <a:graphicFrameLocks xmlns:a="http://schemas.openxmlformats.org/drawingml/2006/main" noChangeAspect="1"/>
@@ -1845,7 +2344,7 @@
                     <pic:cNvPicPr/>
                   </pic:nvPicPr>
                   <pic:blipFill>
-                    <a:blip r:embed="rId5" cstate="print">
+                    <a:blip r:embed="rId6" cstate="print">
                       <a:extLst>
                         <a:ext uri="{28A0092B-C50C-407E-A947-70E740481C1C}">
                           <a14:useLocalDpi xmlns:a14="http://schemas.microsoft.com/office/drawing/2010/main" val="0"/>
@@ -1859,7 +2358,7 @@
                   <pic:spPr>
                     <a:xfrm>
                       <a:off x="0" y="0"/>
-                      <a:ext cx="4754783" cy="4542443"/>
+                      <a:ext cx="4516143" cy="4314461"/>
                     </a:xfrm>
                     <a:prstGeom prst="rect">
                       <a:avLst/>
@@ -1905,7 +2404,7 @@
           <wp:inline distT="0" distB="0" distL="0" distR="0" wp14:anchorId="1D94F26F" wp14:editId="2C94A50D">
             <wp:extent cx="3275779" cy="2779294"/>
             <wp:effectExtent l="0" t="0" r="1270" b="2540"/>
-            <wp:docPr id="126114184" name="Picture 2"/>
+            <wp:docPr id="126114184" name="Picture 1"/>
             <wp:cNvGraphicFramePr>
               <a:graphicFrameLocks xmlns:a="http://schemas.openxmlformats.org/drawingml/2006/main" noChangeAspect="1"/>
             </wp:cNvGraphicFramePr>
@@ -1917,7 +2416,7 @@
                     <pic:cNvPicPr/>
                   </pic:nvPicPr>
                   <pic:blipFill>
-                    <a:blip r:embed="rId6" cstate="print">
+                    <a:blip r:embed="rId7" cstate="print">
                       <a:extLst>
                         <a:ext uri="{28A0092B-C50C-407E-A947-70E740481C1C}">
                           <a14:useLocalDpi xmlns:a14="http://schemas.microsoft.com/office/drawing/2010/main" val="0"/>
@@ -1968,16 +2467,6 @@
           <w:sz w:val="28"/>
           <w:szCs w:val="28"/>
         </w:rPr>
-        <w:t>*</w:t>
-      </w:r>
-      <w:r>
-        <w:rPr>
-          <w:rFonts w:ascii="Times New Roman" w:hAnsi="Times New Roman" w:cs="Times New Roman"/>
-          <w:b/>
-          <w:bCs/>
-          <w:sz w:val="28"/>
-          <w:szCs w:val="28"/>
-        </w:rPr>
         <w:t>List of object</w:t>
       </w:r>
       <w:r>
@@ -4552,16 +5041,6 @@
           <w:sz w:val="28"/>
           <w:szCs w:val="28"/>
         </w:rPr>
-        <w:t>*</w:t>
-      </w:r>
-      <w:r>
-        <w:rPr>
-          <w:rFonts w:ascii="Times New Roman" w:hAnsi="Times New Roman" w:cs="Times New Roman"/>
-          <w:b/>
-          <w:bCs/>
-          <w:sz w:val="28"/>
-          <w:szCs w:val="28"/>
-        </w:rPr>
         <w:t>List of Functions</w:t>
       </w:r>
       <w:r>
@@ -6833,7 +7312,6 @@
                 <w:lang w:bidi="bn-IN"/>
                 <w14:ligatures w14:val="none"/>
               </w:rPr>
-              <w:lastRenderedPageBreak/>
               <w:t>14</w:t>
             </w:r>
           </w:p>
@@ -6993,6 +7471,7 @@
                 <w:lang w:bidi="bn-IN"/>
                 <w14:ligatures w14:val="none"/>
               </w:rPr>
+              <w:lastRenderedPageBreak/>
               <w:t>15</w:t>
             </w:r>
           </w:p>
@@ -7593,7 +8072,7 @@
           <w:sz w:val="28"/>
           <w:szCs w:val="28"/>
         </w:rPr>
-        <w:t>*</w:t>
+        <w:t xml:space="preserve">List of </w:t>
       </w:r>
       <w:r>
         <w:rPr>
@@ -7603,7 +8082,7 @@
           <w:sz w:val="28"/>
           <w:szCs w:val="28"/>
         </w:rPr>
-        <w:t xml:space="preserve">List of </w:t>
+        <w:t>Animation Functions</w:t>
       </w:r>
       <w:r>
         <w:rPr>
@@ -7613,7 +8092,7 @@
           <w:sz w:val="28"/>
           <w:szCs w:val="28"/>
         </w:rPr>
-        <w:t>Animation Functions</w:t>
+        <w:t xml:space="preserve"> with ID</w:t>
       </w:r>
       <w:r>
         <w:rPr>
@@ -7623,81 +8102,59 @@
           <w:sz w:val="28"/>
           <w:szCs w:val="28"/>
         </w:rPr>
-        <w:t xml:space="preserve"> with ID</w:t>
-      </w:r>
-      <w:r>
-        <w:rPr>
-          <w:rFonts w:ascii="Times New Roman" w:hAnsi="Times New Roman" w:cs="Times New Roman"/>
-          <w:b/>
-          <w:bCs/>
-          <w:sz w:val="28"/>
-          <w:szCs w:val="28"/>
-        </w:rPr>
         <w:t xml:space="preserve"> </w:t>
       </w:r>
     </w:p>
     <w:tbl>
       <w:tblPr>
-        <w:tblW w:w="0" w:type="auto"/>
-        <w:tblBorders>
-          <w:top w:val="single" w:sz="6" w:space="0" w:color="CCCCCC"/>
-          <w:left w:val="single" w:sz="6" w:space="0" w:color="CCCCCC"/>
-          <w:bottom w:val="single" w:sz="6" w:space="0" w:color="CCCCCC"/>
-          <w:right w:val="single" w:sz="6" w:space="0" w:color="CCCCCC"/>
-        </w:tblBorders>
-        <w:tblCellMar>
-          <w:top w:w="15" w:type="dxa"/>
-          <w:left w:w="15" w:type="dxa"/>
-          <w:bottom w:w="15" w:type="dxa"/>
-          <w:right w:w="15" w:type="dxa"/>
-        </w:tblCellMar>
+        <w:tblW w:w="6320" w:type="dxa"/>
         <w:tblLook w:val="04A0" w:firstRow="1" w:lastRow="0" w:firstColumn="1" w:lastColumn="0" w:noHBand="0" w:noVBand="1"/>
       </w:tblPr>
       <w:tblGrid>
-        <w:gridCol w:w="714"/>
-        <w:gridCol w:w="2374"/>
-        <w:gridCol w:w="2701"/>
+        <w:gridCol w:w="1300"/>
+        <w:gridCol w:w="2400"/>
+        <w:gridCol w:w="2620"/>
       </w:tblGrid>
       <w:tr>
-        <w:tc>
-          <w:tcPr>
-            <w:tcW w:w="0" w:type="auto"/>
-            <w:tcBorders>
-              <w:top w:val="single" w:sz="6" w:space="0" w:color="CCCCCC"/>
-              <w:left w:val="single" w:sz="6" w:space="0" w:color="CCCCCC"/>
-              <w:bottom w:val="single" w:sz="6" w:space="0" w:color="CCCCCC"/>
-              <w:right w:val="single" w:sz="6" w:space="0" w:color="CCCCCC"/>
-            </w:tcBorders>
-            <w:shd w:val="clear" w:color="auto" w:fill="F5F5F5"/>
-            <w:tcMar>
-              <w:top w:w="90" w:type="dxa"/>
-              <w:left w:w="150" w:type="dxa"/>
-              <w:bottom w:w="90" w:type="dxa"/>
-              <w:right w:w="150" w:type="dxa"/>
-            </w:tcMar>
-            <w:vAlign w:val="center"/>
-            <w:hideMark/>
-          </w:tcPr>
-          <w:p>
-            <w:pPr>
-              <w:spacing w:after="0" w:line="240" w:lineRule="auto"/>
-              <w:jc w:val="center"/>
-              <w:rPr>
-                <w:rFonts w:ascii="Times New Roman" w:eastAsia="Times New Roman" w:hAnsi="Times New Roman" w:cs="Times New Roman"/>
+        <w:trPr>
+          <w:trHeight w:val="320"/>
+        </w:trPr>
+        <w:tc>
+          <w:tcPr>
+            <w:tcW w:w="1300" w:type="dxa"/>
+            <w:tcBorders>
+              <w:top w:val="single" w:sz="4" w:space="0" w:color="auto"/>
+              <w:left w:val="single" w:sz="4" w:space="0" w:color="auto"/>
+              <w:bottom w:val="single" w:sz="4" w:space="0" w:color="auto"/>
+              <w:right w:val="single" w:sz="4" w:space="0" w:color="auto"/>
+            </w:tcBorders>
+            <w:shd w:val="clear" w:color="auto" w:fill="auto"/>
+            <w:noWrap/>
+            <w:vAlign w:val="bottom"/>
+            <w:hideMark/>
+          </w:tcPr>
+          <w:p>
+            <w:pPr>
+              <w:spacing w:after="0" w:line="240" w:lineRule="auto"/>
+              <w:jc w:val="center"/>
+              <w:rPr>
+                <w:rFonts w:ascii="Calibri" w:eastAsia="Times New Roman" w:hAnsi="Calibri" w:cs="Calibri"/>
                 <w:b/>
                 <w:bCs/>
-                <w:kern w:val="0"/>
-                <w:sz w:val="24"/>
-                <w:szCs w:val="24"/>
-                <w:lang w:bidi="bn-IN"/>
-                <w14:ligatures w14:val="none"/>
-              </w:rPr>
-            </w:pPr>
-            <w:r>
-              <w:rPr>
-                <w:rFonts w:ascii="Times New Roman" w:eastAsia="Times New Roman" w:hAnsi="Times New Roman" w:cs="Times New Roman"/>
+                <w:color w:val="000000"/>
+                <w:kern w:val="0"/>
+                <w:sz w:val="24"/>
+                <w:szCs w:val="24"/>
+                <w:lang w:bidi="bn-IN"/>
+                <w14:ligatures w14:val="none"/>
+              </w:rPr>
+            </w:pPr>
+            <w:r>
+              <w:rPr>
+                <w:rFonts w:ascii="Calibri" w:eastAsia="Times New Roman" w:hAnsi="Calibri" w:cs="Calibri"/>
                 <w:b/>
                 <w:bCs/>
+                <w:color w:val="000000"/>
                 <w:kern w:val="0"/>
                 <w:sz w:val="24"/>
                 <w:szCs w:val="24"/>
@@ -7710,43 +8167,40 @@
         </w:tc>
         <w:tc>
           <w:tcPr>
-            <w:tcW w:w="0" w:type="auto"/>
-            <w:tcBorders>
-              <w:top w:val="single" w:sz="6" w:space="0" w:color="CCCCCC"/>
-              <w:left w:val="single" w:sz="6" w:space="0" w:color="CCCCCC"/>
-              <w:bottom w:val="single" w:sz="6" w:space="0" w:color="CCCCCC"/>
-              <w:right w:val="single" w:sz="6" w:space="0" w:color="CCCCCC"/>
-            </w:tcBorders>
-            <w:shd w:val="clear" w:color="auto" w:fill="F5F5F5"/>
-            <w:tcMar>
-              <w:top w:w="90" w:type="dxa"/>
-              <w:left w:w="150" w:type="dxa"/>
-              <w:bottom w:w="90" w:type="dxa"/>
-              <w:right w:w="150" w:type="dxa"/>
-            </w:tcMar>
-            <w:vAlign w:val="center"/>
-            <w:hideMark/>
-          </w:tcPr>
-          <w:p>
-            <w:pPr>
-              <w:spacing w:after="0" w:line="240" w:lineRule="auto"/>
-              <w:jc w:val="center"/>
-              <w:rPr>
-                <w:rFonts w:ascii="Times New Roman" w:eastAsia="Times New Roman" w:hAnsi="Times New Roman" w:cs="Times New Roman"/>
+            <w:tcW w:w="2400" w:type="dxa"/>
+            <w:tcBorders>
+              <w:top w:val="single" w:sz="4" w:space="0" w:color="auto"/>
+              <w:left w:val="nil"/>
+              <w:bottom w:val="single" w:sz="4" w:space="0" w:color="auto"/>
+              <w:right w:val="single" w:sz="4" w:space="0" w:color="auto"/>
+            </w:tcBorders>
+            <w:shd w:val="clear" w:color="auto" w:fill="auto"/>
+            <w:noWrap/>
+            <w:vAlign w:val="bottom"/>
+            <w:hideMark/>
+          </w:tcPr>
+          <w:p>
+            <w:pPr>
+              <w:spacing w:after="0" w:line="240" w:lineRule="auto"/>
+              <w:jc w:val="center"/>
+              <w:rPr>
+                <w:rFonts w:ascii="Calibri" w:eastAsia="Times New Roman" w:hAnsi="Calibri" w:cs="Calibri"/>
                 <w:b/>
                 <w:bCs/>
-                <w:kern w:val="0"/>
-                <w:sz w:val="24"/>
-                <w:szCs w:val="24"/>
-                <w:lang w:bidi="bn-IN"/>
-                <w14:ligatures w14:val="none"/>
-              </w:rPr>
-            </w:pPr>
-            <w:r>
-              <w:rPr>
-                <w:rFonts w:ascii="Times New Roman" w:eastAsia="Times New Roman" w:hAnsi="Times New Roman" w:cs="Times New Roman"/>
+                <w:color w:val="000000"/>
+                <w:kern w:val="0"/>
+                <w:sz w:val="24"/>
+                <w:szCs w:val="24"/>
+                <w:lang w:bidi="bn-IN"/>
+                <w14:ligatures w14:val="none"/>
+              </w:rPr>
+            </w:pPr>
+            <w:r>
+              <w:rPr>
+                <w:rFonts w:ascii="Calibri" w:eastAsia="Times New Roman" w:hAnsi="Calibri" w:cs="Calibri"/>
                 <w:b/>
                 <w:bCs/>
+                <w:color w:val="000000"/>
                 <w:kern w:val="0"/>
                 <w:sz w:val="24"/>
                 <w:szCs w:val="24"/>
@@ -7759,43 +8213,40 @@
         </w:tc>
         <w:tc>
           <w:tcPr>
-            <w:tcW w:w="0" w:type="auto"/>
-            <w:tcBorders>
-              <w:top w:val="single" w:sz="6" w:space="0" w:color="CCCCCC"/>
-              <w:left w:val="single" w:sz="6" w:space="0" w:color="CCCCCC"/>
-              <w:bottom w:val="single" w:sz="6" w:space="0" w:color="CCCCCC"/>
-              <w:right w:val="single" w:sz="6" w:space="0" w:color="CCCCCC"/>
-            </w:tcBorders>
-            <w:shd w:val="clear" w:color="auto" w:fill="F5F5F5"/>
-            <w:tcMar>
-              <w:top w:w="90" w:type="dxa"/>
-              <w:left w:w="150" w:type="dxa"/>
-              <w:bottom w:w="90" w:type="dxa"/>
-              <w:right w:w="150" w:type="dxa"/>
-            </w:tcMar>
-            <w:vAlign w:val="center"/>
-            <w:hideMark/>
-          </w:tcPr>
-          <w:p>
-            <w:pPr>
-              <w:spacing w:after="0" w:line="240" w:lineRule="auto"/>
-              <w:jc w:val="center"/>
-              <w:rPr>
-                <w:rFonts w:ascii="Times New Roman" w:eastAsia="Times New Roman" w:hAnsi="Times New Roman" w:cs="Times New Roman"/>
+            <w:tcW w:w="2620" w:type="dxa"/>
+            <w:tcBorders>
+              <w:top w:val="single" w:sz="4" w:space="0" w:color="auto"/>
+              <w:left w:val="nil"/>
+              <w:bottom w:val="single" w:sz="4" w:space="0" w:color="auto"/>
+              <w:right w:val="single" w:sz="4" w:space="0" w:color="auto"/>
+            </w:tcBorders>
+            <w:shd w:val="clear" w:color="auto" w:fill="auto"/>
+            <w:noWrap/>
+            <w:vAlign w:val="bottom"/>
+            <w:hideMark/>
+          </w:tcPr>
+          <w:p>
+            <w:pPr>
+              <w:spacing w:after="0" w:line="240" w:lineRule="auto"/>
+              <w:jc w:val="center"/>
+              <w:rPr>
+                <w:rFonts w:ascii="Calibri" w:eastAsia="Times New Roman" w:hAnsi="Calibri" w:cs="Calibri"/>
                 <w:b/>
                 <w:bCs/>
-                <w:kern w:val="0"/>
-                <w:sz w:val="24"/>
-                <w:szCs w:val="24"/>
-                <w:lang w:bidi="bn-IN"/>
-                <w14:ligatures w14:val="none"/>
-              </w:rPr>
-            </w:pPr>
-            <w:r>
-              <w:rPr>
-                <w:rFonts w:ascii="Times New Roman" w:eastAsia="Times New Roman" w:hAnsi="Times New Roman" w:cs="Times New Roman"/>
+                <w:color w:val="000000"/>
+                <w:kern w:val="0"/>
+                <w:sz w:val="24"/>
+                <w:szCs w:val="24"/>
+                <w:lang w:bidi="bn-IN"/>
+                <w14:ligatures w14:val="none"/>
+              </w:rPr>
+            </w:pPr>
+            <w:r>
+              <w:rPr>
+                <w:rFonts w:ascii="Calibri" w:eastAsia="Times New Roman" w:hAnsi="Calibri" w:cs="Calibri"/>
                 <w:b/>
                 <w:bCs/>
+                <w:color w:val="000000"/>
                 <w:kern w:val="0"/>
                 <w:sz w:val="24"/>
                 <w:szCs w:val="24"/>
@@ -7808,39 +8259,41 @@
         </w:tc>
       </w:tr>
       <w:tr>
-        <w:tc>
-          <w:tcPr>
-            <w:tcW w:w="0" w:type="auto"/>
-            <w:tcBorders>
-              <w:top w:val="single" w:sz="6" w:space="0" w:color="CCCCCC"/>
-              <w:left w:val="single" w:sz="6" w:space="0" w:color="CCCCCC"/>
-              <w:bottom w:val="single" w:sz="6" w:space="0" w:color="CCCCCC"/>
-              <w:right w:val="single" w:sz="6" w:space="0" w:color="CCCCCC"/>
-            </w:tcBorders>
-            <w:tcMar>
-              <w:top w:w="90" w:type="dxa"/>
-              <w:left w:w="150" w:type="dxa"/>
-              <w:bottom w:w="90" w:type="dxa"/>
-              <w:right w:w="150" w:type="dxa"/>
-            </w:tcMar>
-            <w:vAlign w:val="center"/>
-            <w:hideMark/>
-          </w:tcPr>
-          <w:p>
-            <w:pPr>
-              <w:spacing w:after="0" w:line="240" w:lineRule="auto"/>
-              <w:rPr>
-                <w:rFonts w:ascii="Times New Roman" w:eastAsia="Times New Roman" w:hAnsi="Times New Roman" w:cs="Times New Roman"/>
-                <w:kern w:val="0"/>
-                <w:sz w:val="24"/>
-                <w:szCs w:val="24"/>
-                <w:lang w:bidi="bn-IN"/>
-                <w14:ligatures w14:val="none"/>
-              </w:rPr>
-            </w:pPr>
-            <w:r>
-              <w:rPr>
-                <w:rFonts w:ascii="Times New Roman" w:eastAsia="Times New Roman" w:hAnsi="Times New Roman" w:cs="Times New Roman"/>
+        <w:trPr>
+          <w:trHeight w:val="320"/>
+        </w:trPr>
+        <w:tc>
+          <w:tcPr>
+            <w:tcW w:w="1300" w:type="dxa"/>
+            <w:tcBorders>
+              <w:top w:val="nil"/>
+              <w:left w:val="single" w:sz="4" w:space="0" w:color="auto"/>
+              <w:bottom w:val="single" w:sz="4" w:space="0" w:color="auto"/>
+              <w:right w:val="single" w:sz="4" w:space="0" w:color="auto"/>
+            </w:tcBorders>
+            <w:shd w:val="clear" w:color="auto" w:fill="auto"/>
+            <w:noWrap/>
+            <w:vAlign w:val="bottom"/>
+            <w:hideMark/>
+          </w:tcPr>
+          <w:p>
+            <w:pPr>
+              <w:spacing w:after="0" w:line="240" w:lineRule="auto"/>
+              <w:jc w:val="center"/>
+              <w:rPr>
+                <w:rFonts w:ascii="Calibri" w:eastAsia="Times New Roman" w:hAnsi="Calibri" w:cs="Calibri"/>
+                <w:color w:val="000000"/>
+                <w:kern w:val="0"/>
+                <w:sz w:val="24"/>
+                <w:szCs w:val="24"/>
+                <w:lang w:bidi="bn-IN"/>
+                <w14:ligatures w14:val="none"/>
+              </w:rPr>
+            </w:pPr>
+            <w:r>
+              <w:rPr>
+                <w:rFonts w:ascii="Calibri" w:eastAsia="Times New Roman" w:hAnsi="Calibri" w:cs="Calibri"/>
+                <w:color w:val="000000"/>
                 <w:kern w:val="0"/>
                 <w:sz w:val="24"/>
                 <w:szCs w:val="24"/>
@@ -7853,27 +8306,25 @@
         </w:tc>
         <w:tc>
           <w:tcPr>
-            <w:tcW w:w="0" w:type="auto"/>
-            <w:tcBorders>
-              <w:top w:val="single" w:sz="6" w:space="0" w:color="CCCCCC"/>
-              <w:left w:val="single" w:sz="6" w:space="0" w:color="CCCCCC"/>
-              <w:bottom w:val="single" w:sz="6" w:space="0" w:color="CCCCCC"/>
-              <w:right w:val="single" w:sz="6" w:space="0" w:color="CCCCCC"/>
-            </w:tcBorders>
-            <w:tcMar>
-              <w:top w:w="90" w:type="dxa"/>
-              <w:left w:w="150" w:type="dxa"/>
-              <w:bottom w:w="90" w:type="dxa"/>
-              <w:right w:w="150" w:type="dxa"/>
-            </w:tcMar>
-            <w:vAlign w:val="center"/>
-            <w:hideMark/>
-          </w:tcPr>
-          <w:p>
-            <w:pPr>
-              <w:spacing w:after="0" w:line="240" w:lineRule="auto"/>
-              <w:rPr>
-                <w:rFonts w:ascii="Times New Roman" w:eastAsia="Times New Roman" w:hAnsi="Times New Roman" w:cs="Times New Roman"/>
+            <w:tcW w:w="2400" w:type="dxa"/>
+            <w:tcBorders>
+              <w:top w:val="nil"/>
+              <w:left w:val="nil"/>
+              <w:bottom w:val="single" w:sz="4" w:space="0" w:color="auto"/>
+              <w:right w:val="single" w:sz="4" w:space="0" w:color="auto"/>
+            </w:tcBorders>
+            <w:shd w:val="clear" w:color="auto" w:fill="auto"/>
+            <w:noWrap/>
+            <w:vAlign w:val="bottom"/>
+            <w:hideMark/>
+          </w:tcPr>
+          <w:p>
+            <w:pPr>
+              <w:spacing w:after="0" w:line="240" w:lineRule="auto"/>
+              <w:jc w:val="center"/>
+              <w:rPr>
+                <w:rFonts w:ascii="Calibri" w:eastAsia="Times New Roman" w:hAnsi="Calibri" w:cs="Calibri"/>
+                <w:color w:val="000000"/>
                 <w:kern w:val="0"/>
                 <w:sz w:val="24"/>
                 <w:szCs w:val="24"/>
@@ -7884,7 +8335,8 @@
             <w:proofErr w:type="gramStart"/>
             <w:r>
               <w:rPr>
-                <w:rFonts w:ascii="Times New Roman" w:eastAsia="Times New Roman" w:hAnsi="Times New Roman" w:cs="Times New Roman"/>
+                <w:rFonts w:ascii="Calibri" w:eastAsia="Times New Roman" w:hAnsi="Calibri" w:cs="Calibri"/>
+                <w:color w:val="000000"/>
                 <w:kern w:val="0"/>
                 <w:sz w:val="24"/>
                 <w:szCs w:val="24"/>
@@ -7896,7 +8348,8 @@
             <w:proofErr w:type="gramEnd"/>
             <w:r>
               <w:rPr>
-                <w:rFonts w:ascii="Times New Roman" w:eastAsia="Times New Roman" w:hAnsi="Times New Roman" w:cs="Times New Roman"/>
+                <w:rFonts w:ascii="Calibri" w:eastAsia="Times New Roman" w:hAnsi="Calibri" w:cs="Calibri"/>
+                <w:color w:val="000000"/>
                 <w:kern w:val="0"/>
                 <w:sz w:val="24"/>
                 <w:szCs w:val="24"/>
@@ -7909,37 +8362,36 @@
         </w:tc>
         <w:tc>
           <w:tcPr>
-            <w:tcW w:w="0" w:type="auto"/>
-            <w:tcBorders>
-              <w:top w:val="single" w:sz="6" w:space="0" w:color="CCCCCC"/>
-              <w:left w:val="single" w:sz="6" w:space="0" w:color="CCCCCC"/>
-              <w:bottom w:val="single" w:sz="6" w:space="0" w:color="CCCCCC"/>
-              <w:right w:val="single" w:sz="6" w:space="0" w:color="CCCCCC"/>
-            </w:tcBorders>
-            <w:tcMar>
-              <w:top w:w="90" w:type="dxa"/>
-              <w:left w:w="150" w:type="dxa"/>
-              <w:bottom w:w="90" w:type="dxa"/>
-              <w:right w:w="150" w:type="dxa"/>
-            </w:tcMar>
-            <w:vAlign w:val="center"/>
-            <w:hideMark/>
-          </w:tcPr>
-          <w:p>
-            <w:pPr>
-              <w:spacing w:after="0" w:line="240" w:lineRule="auto"/>
-              <w:rPr>
-                <w:rFonts w:ascii="Times New Roman" w:eastAsia="Times New Roman" w:hAnsi="Times New Roman" w:cs="Times New Roman"/>
-                <w:kern w:val="0"/>
-                <w:sz w:val="24"/>
-                <w:szCs w:val="24"/>
-                <w:lang w:bidi="bn-IN"/>
-                <w14:ligatures w14:val="none"/>
-              </w:rPr>
-            </w:pPr>
-            <w:r>
-              <w:rPr>
-                <w:rFonts w:ascii="Times New Roman" w:eastAsia="Times New Roman" w:hAnsi="Times New Roman" w:cs="Times New Roman"/>
+            <w:tcW w:w="2620" w:type="dxa"/>
+            <w:tcBorders>
+              <w:top w:val="nil"/>
+              <w:left w:val="nil"/>
+              <w:bottom w:val="single" w:sz="4" w:space="0" w:color="auto"/>
+              <w:right w:val="single" w:sz="4" w:space="0" w:color="auto"/>
+            </w:tcBorders>
+            <w:shd w:val="clear" w:color="auto" w:fill="auto"/>
+            <w:noWrap/>
+            <w:vAlign w:val="bottom"/>
+            <w:hideMark/>
+          </w:tcPr>
+          <w:p>
+            <w:pPr>
+              <w:spacing w:after="0" w:line="240" w:lineRule="auto"/>
+              <w:jc w:val="center"/>
+              <w:rPr>
+                <w:rFonts w:ascii="Calibri" w:eastAsia="Times New Roman" w:hAnsi="Calibri" w:cs="Calibri"/>
+                <w:color w:val="000000"/>
+                <w:kern w:val="0"/>
+                <w:sz w:val="24"/>
+                <w:szCs w:val="24"/>
+                <w:lang w:bidi="bn-IN"/>
+                <w14:ligatures w14:val="none"/>
+              </w:rPr>
+            </w:pPr>
+            <w:r>
+              <w:rPr>
+                <w:rFonts w:ascii="Calibri" w:eastAsia="Times New Roman" w:hAnsi="Calibri" w:cs="Calibri"/>
+                <w:color w:val="000000"/>
                 <w:kern w:val="0"/>
                 <w:sz w:val="24"/>
                 <w:szCs w:val="24"/>
@@ -7952,39 +8404,41 @@
         </w:tc>
       </w:tr>
       <w:tr>
-        <w:tc>
-          <w:tcPr>
-            <w:tcW w:w="0" w:type="auto"/>
-            <w:tcBorders>
-              <w:top w:val="single" w:sz="6" w:space="0" w:color="CCCCCC"/>
-              <w:left w:val="single" w:sz="6" w:space="0" w:color="CCCCCC"/>
-              <w:bottom w:val="single" w:sz="6" w:space="0" w:color="CCCCCC"/>
-              <w:right w:val="single" w:sz="6" w:space="0" w:color="CCCCCC"/>
-            </w:tcBorders>
-            <w:tcMar>
-              <w:top w:w="90" w:type="dxa"/>
-              <w:left w:w="150" w:type="dxa"/>
-              <w:bottom w:w="90" w:type="dxa"/>
-              <w:right w:w="150" w:type="dxa"/>
-            </w:tcMar>
-            <w:vAlign w:val="center"/>
-            <w:hideMark/>
-          </w:tcPr>
-          <w:p>
-            <w:pPr>
-              <w:spacing w:after="0" w:line="240" w:lineRule="auto"/>
-              <w:rPr>
-                <w:rFonts w:ascii="Times New Roman" w:eastAsia="Times New Roman" w:hAnsi="Times New Roman" w:cs="Times New Roman"/>
-                <w:kern w:val="0"/>
-                <w:sz w:val="24"/>
-                <w:szCs w:val="24"/>
-                <w:lang w:bidi="bn-IN"/>
-                <w14:ligatures w14:val="none"/>
-              </w:rPr>
-            </w:pPr>
-            <w:r>
-              <w:rPr>
-                <w:rFonts w:ascii="Times New Roman" w:eastAsia="Times New Roman" w:hAnsi="Times New Roman" w:cs="Times New Roman"/>
+        <w:trPr>
+          <w:trHeight w:val="320"/>
+        </w:trPr>
+        <w:tc>
+          <w:tcPr>
+            <w:tcW w:w="1300" w:type="dxa"/>
+            <w:tcBorders>
+              <w:top w:val="nil"/>
+              <w:left w:val="single" w:sz="4" w:space="0" w:color="auto"/>
+              <w:bottom w:val="single" w:sz="4" w:space="0" w:color="auto"/>
+              <w:right w:val="single" w:sz="4" w:space="0" w:color="auto"/>
+            </w:tcBorders>
+            <w:shd w:val="clear" w:color="auto" w:fill="auto"/>
+            <w:noWrap/>
+            <w:vAlign w:val="bottom"/>
+            <w:hideMark/>
+          </w:tcPr>
+          <w:p>
+            <w:pPr>
+              <w:spacing w:after="0" w:line="240" w:lineRule="auto"/>
+              <w:jc w:val="center"/>
+              <w:rPr>
+                <w:rFonts w:ascii="Calibri" w:eastAsia="Times New Roman" w:hAnsi="Calibri" w:cs="Calibri"/>
+                <w:color w:val="000000"/>
+                <w:kern w:val="0"/>
+                <w:sz w:val="24"/>
+                <w:szCs w:val="24"/>
+                <w:lang w:bidi="bn-IN"/>
+                <w14:ligatures w14:val="none"/>
+              </w:rPr>
+            </w:pPr>
+            <w:r>
+              <w:rPr>
+                <w:rFonts w:ascii="Calibri" w:eastAsia="Times New Roman" w:hAnsi="Calibri" w:cs="Calibri"/>
+                <w:color w:val="000000"/>
                 <w:kern w:val="0"/>
                 <w:sz w:val="24"/>
                 <w:szCs w:val="24"/>
@@ -7997,27 +8451,25 @@
         </w:tc>
         <w:tc>
           <w:tcPr>
-            <w:tcW w:w="0" w:type="auto"/>
-            <w:tcBorders>
-              <w:top w:val="single" w:sz="6" w:space="0" w:color="CCCCCC"/>
-              <w:left w:val="single" w:sz="6" w:space="0" w:color="CCCCCC"/>
-              <w:bottom w:val="single" w:sz="6" w:space="0" w:color="CCCCCC"/>
-              <w:right w:val="single" w:sz="6" w:space="0" w:color="CCCCCC"/>
-            </w:tcBorders>
-            <w:tcMar>
-              <w:top w:w="90" w:type="dxa"/>
-              <w:left w:w="150" w:type="dxa"/>
-              <w:bottom w:w="90" w:type="dxa"/>
-              <w:right w:w="150" w:type="dxa"/>
-            </w:tcMar>
-            <w:vAlign w:val="center"/>
-            <w:hideMark/>
-          </w:tcPr>
-          <w:p>
-            <w:pPr>
-              <w:spacing w:after="0" w:line="240" w:lineRule="auto"/>
-              <w:rPr>
-                <w:rFonts w:ascii="Times New Roman" w:eastAsia="Times New Roman" w:hAnsi="Times New Roman" w:cs="Times New Roman"/>
+            <w:tcW w:w="2400" w:type="dxa"/>
+            <w:tcBorders>
+              <w:top w:val="nil"/>
+              <w:left w:val="nil"/>
+              <w:bottom w:val="single" w:sz="4" w:space="0" w:color="auto"/>
+              <w:right w:val="single" w:sz="4" w:space="0" w:color="auto"/>
+            </w:tcBorders>
+            <w:shd w:val="clear" w:color="auto" w:fill="auto"/>
+            <w:noWrap/>
+            <w:vAlign w:val="bottom"/>
+            <w:hideMark/>
+          </w:tcPr>
+          <w:p>
+            <w:pPr>
+              <w:spacing w:after="0" w:line="240" w:lineRule="auto"/>
+              <w:jc w:val="center"/>
+              <w:rPr>
+                <w:rFonts w:ascii="Calibri" w:eastAsia="Times New Roman" w:hAnsi="Calibri" w:cs="Calibri"/>
+                <w:color w:val="000000"/>
                 <w:kern w:val="0"/>
                 <w:sz w:val="24"/>
                 <w:szCs w:val="24"/>
@@ -8028,7 +8480,8 @@
             <w:proofErr w:type="gramStart"/>
             <w:r>
               <w:rPr>
-                <w:rFonts w:ascii="Times New Roman" w:eastAsia="Times New Roman" w:hAnsi="Times New Roman" w:cs="Times New Roman"/>
+                <w:rFonts w:ascii="Calibri" w:eastAsia="Times New Roman" w:hAnsi="Calibri" w:cs="Calibri"/>
+                <w:color w:val="000000"/>
                 <w:kern w:val="0"/>
                 <w:sz w:val="24"/>
                 <w:szCs w:val="24"/>
@@ -8040,7 +8493,8 @@
             <w:proofErr w:type="gramEnd"/>
             <w:r>
               <w:rPr>
-                <w:rFonts w:ascii="Times New Roman" w:eastAsia="Times New Roman" w:hAnsi="Times New Roman" w:cs="Times New Roman"/>
+                <w:rFonts w:ascii="Calibri" w:eastAsia="Times New Roman" w:hAnsi="Calibri" w:cs="Calibri"/>
+                <w:color w:val="000000"/>
                 <w:kern w:val="0"/>
                 <w:sz w:val="24"/>
                 <w:szCs w:val="24"/>
@@ -8053,37 +8507,36 @@
         </w:tc>
         <w:tc>
           <w:tcPr>
-            <w:tcW w:w="0" w:type="auto"/>
-            <w:tcBorders>
-              <w:top w:val="single" w:sz="6" w:space="0" w:color="CCCCCC"/>
-              <w:left w:val="single" w:sz="6" w:space="0" w:color="CCCCCC"/>
-              <w:bottom w:val="single" w:sz="6" w:space="0" w:color="CCCCCC"/>
-              <w:right w:val="single" w:sz="6" w:space="0" w:color="CCCCCC"/>
-            </w:tcBorders>
-            <w:tcMar>
-              <w:top w:w="90" w:type="dxa"/>
-              <w:left w:w="150" w:type="dxa"/>
-              <w:bottom w:w="90" w:type="dxa"/>
-              <w:right w:w="150" w:type="dxa"/>
-            </w:tcMar>
-            <w:vAlign w:val="center"/>
-            <w:hideMark/>
-          </w:tcPr>
-          <w:p>
-            <w:pPr>
-              <w:spacing w:after="0" w:line="240" w:lineRule="auto"/>
-              <w:rPr>
-                <w:rFonts w:ascii="Times New Roman" w:eastAsia="Times New Roman" w:hAnsi="Times New Roman" w:cs="Times New Roman"/>
-                <w:kern w:val="0"/>
-                <w:sz w:val="24"/>
-                <w:szCs w:val="24"/>
-                <w:lang w:bidi="bn-IN"/>
-                <w14:ligatures w14:val="none"/>
-              </w:rPr>
-            </w:pPr>
-            <w:r>
-              <w:rPr>
-                <w:rFonts w:ascii="Times New Roman" w:eastAsia="Times New Roman" w:hAnsi="Times New Roman" w:cs="Times New Roman"/>
+            <w:tcW w:w="2620" w:type="dxa"/>
+            <w:tcBorders>
+              <w:top w:val="nil"/>
+              <w:left w:val="nil"/>
+              <w:bottom w:val="single" w:sz="4" w:space="0" w:color="auto"/>
+              <w:right w:val="single" w:sz="4" w:space="0" w:color="auto"/>
+            </w:tcBorders>
+            <w:shd w:val="clear" w:color="auto" w:fill="auto"/>
+            <w:noWrap/>
+            <w:vAlign w:val="bottom"/>
+            <w:hideMark/>
+          </w:tcPr>
+          <w:p>
+            <w:pPr>
+              <w:spacing w:after="0" w:line="240" w:lineRule="auto"/>
+              <w:jc w:val="center"/>
+              <w:rPr>
+                <w:rFonts w:ascii="Calibri" w:eastAsia="Times New Roman" w:hAnsi="Calibri" w:cs="Calibri"/>
+                <w:color w:val="000000"/>
+                <w:kern w:val="0"/>
+                <w:sz w:val="24"/>
+                <w:szCs w:val="24"/>
+                <w:lang w:bidi="bn-IN"/>
+                <w14:ligatures w14:val="none"/>
+              </w:rPr>
+            </w:pPr>
+            <w:r>
+              <w:rPr>
+                <w:rFonts w:ascii="Calibri" w:eastAsia="Times New Roman" w:hAnsi="Calibri" w:cs="Calibri"/>
+                <w:color w:val="000000"/>
                 <w:kern w:val="0"/>
                 <w:sz w:val="24"/>
                 <w:szCs w:val="24"/>
@@ -8096,39 +8549,41 @@
         </w:tc>
       </w:tr>
       <w:tr>
-        <w:tc>
-          <w:tcPr>
-            <w:tcW w:w="0" w:type="auto"/>
-            <w:tcBorders>
-              <w:top w:val="single" w:sz="6" w:space="0" w:color="CCCCCC"/>
-              <w:left w:val="single" w:sz="6" w:space="0" w:color="CCCCCC"/>
-              <w:bottom w:val="single" w:sz="6" w:space="0" w:color="CCCCCC"/>
-              <w:right w:val="single" w:sz="6" w:space="0" w:color="CCCCCC"/>
-            </w:tcBorders>
-            <w:tcMar>
-              <w:top w:w="90" w:type="dxa"/>
-              <w:left w:w="150" w:type="dxa"/>
-              <w:bottom w:w="90" w:type="dxa"/>
-              <w:right w:w="150" w:type="dxa"/>
-            </w:tcMar>
-            <w:vAlign w:val="center"/>
-            <w:hideMark/>
-          </w:tcPr>
-          <w:p>
-            <w:pPr>
-              <w:spacing w:after="0" w:line="240" w:lineRule="auto"/>
-              <w:rPr>
-                <w:rFonts w:ascii="Times New Roman" w:eastAsia="Times New Roman" w:hAnsi="Times New Roman" w:cs="Times New Roman"/>
-                <w:kern w:val="0"/>
-                <w:sz w:val="24"/>
-                <w:szCs w:val="24"/>
-                <w:lang w:bidi="bn-IN"/>
-                <w14:ligatures w14:val="none"/>
-              </w:rPr>
-            </w:pPr>
-            <w:r>
-              <w:rPr>
-                <w:rFonts w:ascii="Times New Roman" w:eastAsia="Times New Roman" w:hAnsi="Times New Roman" w:cs="Times New Roman"/>
+        <w:trPr>
+          <w:trHeight w:val="320"/>
+        </w:trPr>
+        <w:tc>
+          <w:tcPr>
+            <w:tcW w:w="1300" w:type="dxa"/>
+            <w:tcBorders>
+              <w:top w:val="nil"/>
+              <w:left w:val="single" w:sz="4" w:space="0" w:color="auto"/>
+              <w:bottom w:val="single" w:sz="4" w:space="0" w:color="auto"/>
+              <w:right w:val="single" w:sz="4" w:space="0" w:color="auto"/>
+            </w:tcBorders>
+            <w:shd w:val="clear" w:color="auto" w:fill="auto"/>
+            <w:noWrap/>
+            <w:vAlign w:val="bottom"/>
+            <w:hideMark/>
+          </w:tcPr>
+          <w:p>
+            <w:pPr>
+              <w:spacing w:after="0" w:line="240" w:lineRule="auto"/>
+              <w:jc w:val="center"/>
+              <w:rPr>
+                <w:rFonts w:ascii="Calibri" w:eastAsia="Times New Roman" w:hAnsi="Calibri" w:cs="Calibri"/>
+                <w:color w:val="000000"/>
+                <w:kern w:val="0"/>
+                <w:sz w:val="24"/>
+                <w:szCs w:val="24"/>
+                <w:lang w:bidi="bn-IN"/>
+                <w14:ligatures w14:val="none"/>
+              </w:rPr>
+            </w:pPr>
+            <w:r>
+              <w:rPr>
+                <w:rFonts w:ascii="Calibri" w:eastAsia="Times New Roman" w:hAnsi="Calibri" w:cs="Calibri"/>
+                <w:color w:val="000000"/>
                 <w:kern w:val="0"/>
                 <w:sz w:val="24"/>
                 <w:szCs w:val="24"/>
@@ -8141,27 +8596,25 @@
         </w:tc>
         <w:tc>
           <w:tcPr>
-            <w:tcW w:w="0" w:type="auto"/>
-            <w:tcBorders>
-              <w:top w:val="single" w:sz="6" w:space="0" w:color="CCCCCC"/>
-              <w:left w:val="single" w:sz="6" w:space="0" w:color="CCCCCC"/>
-              <w:bottom w:val="single" w:sz="6" w:space="0" w:color="CCCCCC"/>
-              <w:right w:val="single" w:sz="6" w:space="0" w:color="CCCCCC"/>
-            </w:tcBorders>
-            <w:tcMar>
-              <w:top w:w="90" w:type="dxa"/>
-              <w:left w:w="150" w:type="dxa"/>
-              <w:bottom w:w="90" w:type="dxa"/>
-              <w:right w:w="150" w:type="dxa"/>
-            </w:tcMar>
-            <w:vAlign w:val="center"/>
-            <w:hideMark/>
-          </w:tcPr>
-          <w:p>
-            <w:pPr>
-              <w:spacing w:after="0" w:line="240" w:lineRule="auto"/>
-              <w:rPr>
-                <w:rFonts w:ascii="Times New Roman" w:eastAsia="Times New Roman" w:hAnsi="Times New Roman" w:cs="Times New Roman"/>
+            <w:tcW w:w="2400" w:type="dxa"/>
+            <w:tcBorders>
+              <w:top w:val="nil"/>
+              <w:left w:val="nil"/>
+              <w:bottom w:val="single" w:sz="4" w:space="0" w:color="auto"/>
+              <w:right w:val="single" w:sz="4" w:space="0" w:color="auto"/>
+            </w:tcBorders>
+            <w:shd w:val="clear" w:color="auto" w:fill="auto"/>
+            <w:noWrap/>
+            <w:vAlign w:val="bottom"/>
+            <w:hideMark/>
+          </w:tcPr>
+          <w:p>
+            <w:pPr>
+              <w:spacing w:after="0" w:line="240" w:lineRule="auto"/>
+              <w:jc w:val="center"/>
+              <w:rPr>
+                <w:rFonts w:ascii="Calibri" w:eastAsia="Times New Roman" w:hAnsi="Calibri" w:cs="Calibri"/>
+                <w:color w:val="000000"/>
                 <w:kern w:val="0"/>
                 <w:sz w:val="24"/>
                 <w:szCs w:val="24"/>
@@ -8173,7 +8626,8 @@
             <w:proofErr w:type="gramStart"/>
             <w:r>
               <w:rPr>
-                <w:rFonts w:ascii="Times New Roman" w:eastAsia="Times New Roman" w:hAnsi="Times New Roman" w:cs="Times New Roman"/>
+                <w:rFonts w:ascii="Calibri" w:eastAsia="Times New Roman" w:hAnsi="Calibri" w:cs="Calibri"/>
+                <w:color w:val="000000"/>
                 <w:kern w:val="0"/>
                 <w:sz w:val="24"/>
                 <w:szCs w:val="24"/>
@@ -8185,7 +8639,8 @@
             <w:proofErr w:type="spellEnd"/>
             <w:r>
               <w:rPr>
-                <w:rFonts w:ascii="Times New Roman" w:eastAsia="Times New Roman" w:hAnsi="Times New Roman" w:cs="Times New Roman"/>
+                <w:rFonts w:ascii="Calibri" w:eastAsia="Times New Roman" w:hAnsi="Calibri" w:cs="Calibri"/>
+                <w:color w:val="000000"/>
                 <w:kern w:val="0"/>
                 <w:sz w:val="24"/>
                 <w:szCs w:val="24"/>
@@ -8197,7 +8652,8 @@
             <w:proofErr w:type="gramEnd"/>
             <w:r>
               <w:rPr>
-                <w:rFonts w:ascii="Times New Roman" w:eastAsia="Times New Roman" w:hAnsi="Times New Roman" w:cs="Times New Roman"/>
+                <w:rFonts w:ascii="Calibri" w:eastAsia="Times New Roman" w:hAnsi="Calibri" w:cs="Calibri"/>
+                <w:color w:val="000000"/>
                 <w:kern w:val="0"/>
                 <w:sz w:val="24"/>
                 <w:szCs w:val="24"/>
@@ -8210,37 +8666,36 @@
         </w:tc>
         <w:tc>
           <w:tcPr>
-            <w:tcW w:w="0" w:type="auto"/>
-            <w:tcBorders>
-              <w:top w:val="single" w:sz="6" w:space="0" w:color="CCCCCC"/>
-              <w:left w:val="single" w:sz="6" w:space="0" w:color="CCCCCC"/>
-              <w:bottom w:val="single" w:sz="6" w:space="0" w:color="CCCCCC"/>
-              <w:right w:val="single" w:sz="6" w:space="0" w:color="CCCCCC"/>
-            </w:tcBorders>
-            <w:tcMar>
-              <w:top w:w="90" w:type="dxa"/>
-              <w:left w:w="150" w:type="dxa"/>
-              <w:bottom w:w="90" w:type="dxa"/>
-              <w:right w:w="150" w:type="dxa"/>
-            </w:tcMar>
-            <w:vAlign w:val="center"/>
-            <w:hideMark/>
-          </w:tcPr>
-          <w:p>
-            <w:pPr>
-              <w:spacing w:after="0" w:line="240" w:lineRule="auto"/>
-              <w:rPr>
-                <w:rFonts w:ascii="Times New Roman" w:eastAsia="Times New Roman" w:hAnsi="Times New Roman" w:cs="Times New Roman"/>
-                <w:kern w:val="0"/>
-                <w:sz w:val="24"/>
-                <w:szCs w:val="24"/>
-                <w:lang w:bidi="bn-IN"/>
-                <w14:ligatures w14:val="none"/>
-              </w:rPr>
-            </w:pPr>
-            <w:r>
-              <w:rPr>
-                <w:rFonts w:ascii="Times New Roman" w:eastAsia="Times New Roman" w:hAnsi="Times New Roman" w:cs="Times New Roman"/>
+            <w:tcW w:w="2620" w:type="dxa"/>
+            <w:tcBorders>
+              <w:top w:val="nil"/>
+              <w:left w:val="nil"/>
+              <w:bottom w:val="single" w:sz="4" w:space="0" w:color="auto"/>
+              <w:right w:val="single" w:sz="4" w:space="0" w:color="auto"/>
+            </w:tcBorders>
+            <w:shd w:val="clear" w:color="auto" w:fill="auto"/>
+            <w:noWrap/>
+            <w:vAlign w:val="bottom"/>
+            <w:hideMark/>
+          </w:tcPr>
+          <w:p>
+            <w:pPr>
+              <w:spacing w:after="0" w:line="240" w:lineRule="auto"/>
+              <w:jc w:val="center"/>
+              <w:rPr>
+                <w:rFonts w:ascii="Calibri" w:eastAsia="Times New Roman" w:hAnsi="Calibri" w:cs="Calibri"/>
+                <w:color w:val="000000"/>
+                <w:kern w:val="0"/>
+                <w:sz w:val="24"/>
+                <w:szCs w:val="24"/>
+                <w:lang w:bidi="bn-IN"/>
+                <w14:ligatures w14:val="none"/>
+              </w:rPr>
+            </w:pPr>
+            <w:r>
+              <w:rPr>
+                <w:rFonts w:ascii="Calibri" w:eastAsia="Times New Roman" w:hAnsi="Calibri" w:cs="Calibri"/>
+                <w:color w:val="000000"/>
                 <w:kern w:val="0"/>
                 <w:sz w:val="24"/>
                 <w:szCs w:val="24"/>
@@ -8253,39 +8708,41 @@
         </w:tc>
       </w:tr>
       <w:tr>
-        <w:tc>
-          <w:tcPr>
-            <w:tcW w:w="0" w:type="auto"/>
-            <w:tcBorders>
-              <w:top w:val="single" w:sz="6" w:space="0" w:color="CCCCCC"/>
-              <w:left w:val="single" w:sz="6" w:space="0" w:color="CCCCCC"/>
-              <w:bottom w:val="single" w:sz="6" w:space="0" w:color="CCCCCC"/>
-              <w:right w:val="single" w:sz="6" w:space="0" w:color="CCCCCC"/>
-            </w:tcBorders>
-            <w:tcMar>
-              <w:top w:w="90" w:type="dxa"/>
-              <w:left w:w="150" w:type="dxa"/>
-              <w:bottom w:w="90" w:type="dxa"/>
-              <w:right w:w="150" w:type="dxa"/>
-            </w:tcMar>
-            <w:vAlign w:val="center"/>
-            <w:hideMark/>
-          </w:tcPr>
-          <w:p>
-            <w:pPr>
-              <w:spacing w:after="0" w:line="240" w:lineRule="auto"/>
-              <w:rPr>
-                <w:rFonts w:ascii="Times New Roman" w:eastAsia="Times New Roman" w:hAnsi="Times New Roman" w:cs="Times New Roman"/>
-                <w:kern w:val="0"/>
-                <w:sz w:val="24"/>
-                <w:szCs w:val="24"/>
-                <w:lang w:bidi="bn-IN"/>
-                <w14:ligatures w14:val="none"/>
-              </w:rPr>
-            </w:pPr>
-            <w:r>
-              <w:rPr>
-                <w:rFonts w:ascii="Times New Roman" w:eastAsia="Times New Roman" w:hAnsi="Times New Roman" w:cs="Times New Roman"/>
+        <w:trPr>
+          <w:trHeight w:val="320"/>
+        </w:trPr>
+        <w:tc>
+          <w:tcPr>
+            <w:tcW w:w="1300" w:type="dxa"/>
+            <w:tcBorders>
+              <w:top w:val="nil"/>
+              <w:left w:val="single" w:sz="4" w:space="0" w:color="auto"/>
+              <w:bottom w:val="single" w:sz="4" w:space="0" w:color="auto"/>
+              <w:right w:val="single" w:sz="4" w:space="0" w:color="auto"/>
+            </w:tcBorders>
+            <w:shd w:val="clear" w:color="auto" w:fill="auto"/>
+            <w:noWrap/>
+            <w:vAlign w:val="bottom"/>
+            <w:hideMark/>
+          </w:tcPr>
+          <w:p>
+            <w:pPr>
+              <w:spacing w:after="0" w:line="240" w:lineRule="auto"/>
+              <w:jc w:val="center"/>
+              <w:rPr>
+                <w:rFonts w:ascii="Calibri" w:eastAsia="Times New Roman" w:hAnsi="Calibri" w:cs="Calibri"/>
+                <w:color w:val="000000"/>
+                <w:kern w:val="0"/>
+                <w:sz w:val="24"/>
+                <w:szCs w:val="24"/>
+                <w:lang w:bidi="bn-IN"/>
+                <w14:ligatures w14:val="none"/>
+              </w:rPr>
+            </w:pPr>
+            <w:r>
+              <w:rPr>
+                <w:rFonts w:ascii="Calibri" w:eastAsia="Times New Roman" w:hAnsi="Calibri" w:cs="Calibri"/>
+                <w:color w:val="000000"/>
                 <w:kern w:val="0"/>
                 <w:sz w:val="24"/>
                 <w:szCs w:val="24"/>
@@ -8298,27 +8755,25 @@
         </w:tc>
         <w:tc>
           <w:tcPr>
-            <w:tcW w:w="0" w:type="auto"/>
-            <w:tcBorders>
-              <w:top w:val="single" w:sz="6" w:space="0" w:color="CCCCCC"/>
-              <w:left w:val="single" w:sz="6" w:space="0" w:color="CCCCCC"/>
-              <w:bottom w:val="single" w:sz="6" w:space="0" w:color="CCCCCC"/>
-              <w:right w:val="single" w:sz="6" w:space="0" w:color="CCCCCC"/>
-            </w:tcBorders>
-            <w:tcMar>
-              <w:top w:w="90" w:type="dxa"/>
-              <w:left w:w="150" w:type="dxa"/>
-              <w:bottom w:w="90" w:type="dxa"/>
-              <w:right w:w="150" w:type="dxa"/>
-            </w:tcMar>
-            <w:vAlign w:val="center"/>
-            <w:hideMark/>
-          </w:tcPr>
-          <w:p>
-            <w:pPr>
-              <w:spacing w:after="0" w:line="240" w:lineRule="auto"/>
-              <w:rPr>
-                <w:rFonts w:ascii="Times New Roman" w:eastAsia="Times New Roman" w:hAnsi="Times New Roman" w:cs="Times New Roman"/>
+            <w:tcW w:w="2400" w:type="dxa"/>
+            <w:tcBorders>
+              <w:top w:val="nil"/>
+              <w:left w:val="nil"/>
+              <w:bottom w:val="single" w:sz="4" w:space="0" w:color="auto"/>
+              <w:right w:val="single" w:sz="4" w:space="0" w:color="auto"/>
+            </w:tcBorders>
+            <w:shd w:val="clear" w:color="auto" w:fill="auto"/>
+            <w:noWrap/>
+            <w:vAlign w:val="bottom"/>
+            <w:hideMark/>
+          </w:tcPr>
+          <w:p>
+            <w:pPr>
+              <w:spacing w:after="0" w:line="240" w:lineRule="auto"/>
+              <w:jc w:val="center"/>
+              <w:rPr>
+                <w:rFonts w:ascii="Calibri" w:eastAsia="Times New Roman" w:hAnsi="Calibri" w:cs="Calibri"/>
+                <w:color w:val="000000"/>
                 <w:kern w:val="0"/>
                 <w:sz w:val="24"/>
                 <w:szCs w:val="24"/>
@@ -8330,7 +8785,8 @@
             <w:proofErr w:type="gramStart"/>
             <w:r>
               <w:rPr>
-                <w:rFonts w:ascii="Times New Roman" w:eastAsia="Times New Roman" w:hAnsi="Times New Roman" w:cs="Times New Roman"/>
+                <w:rFonts w:ascii="Calibri" w:eastAsia="Times New Roman" w:hAnsi="Calibri" w:cs="Calibri"/>
+                <w:color w:val="000000"/>
                 <w:kern w:val="0"/>
                 <w:sz w:val="24"/>
                 <w:szCs w:val="24"/>
@@ -8342,7 +8798,8 @@
             <w:proofErr w:type="spellEnd"/>
             <w:r>
               <w:rPr>
-                <w:rFonts w:ascii="Times New Roman" w:eastAsia="Times New Roman" w:hAnsi="Times New Roman" w:cs="Times New Roman"/>
+                <w:rFonts w:ascii="Calibri" w:eastAsia="Times New Roman" w:hAnsi="Calibri" w:cs="Calibri"/>
+                <w:color w:val="000000"/>
                 <w:kern w:val="0"/>
                 <w:sz w:val="24"/>
                 <w:szCs w:val="24"/>
@@ -8354,7 +8811,8 @@
             <w:proofErr w:type="gramEnd"/>
             <w:r>
               <w:rPr>
-                <w:rFonts w:ascii="Times New Roman" w:eastAsia="Times New Roman" w:hAnsi="Times New Roman" w:cs="Times New Roman"/>
+                <w:rFonts w:ascii="Calibri" w:eastAsia="Times New Roman" w:hAnsi="Calibri" w:cs="Calibri"/>
+                <w:color w:val="000000"/>
                 <w:kern w:val="0"/>
                 <w:sz w:val="24"/>
                 <w:szCs w:val="24"/>
@@ -8367,37 +8825,36 @@
         </w:tc>
         <w:tc>
           <w:tcPr>
-            <w:tcW w:w="0" w:type="auto"/>
-            <w:tcBorders>
-              <w:top w:val="single" w:sz="6" w:space="0" w:color="CCCCCC"/>
-              <w:left w:val="single" w:sz="6" w:space="0" w:color="CCCCCC"/>
-              <w:bottom w:val="single" w:sz="6" w:space="0" w:color="CCCCCC"/>
-              <w:right w:val="single" w:sz="6" w:space="0" w:color="CCCCCC"/>
-            </w:tcBorders>
-            <w:tcMar>
-              <w:top w:w="90" w:type="dxa"/>
-              <w:left w:w="150" w:type="dxa"/>
-              <w:bottom w:w="90" w:type="dxa"/>
-              <w:right w:w="150" w:type="dxa"/>
-            </w:tcMar>
-            <w:vAlign w:val="center"/>
-            <w:hideMark/>
-          </w:tcPr>
-          <w:p>
-            <w:pPr>
-              <w:spacing w:after="0" w:line="240" w:lineRule="auto"/>
-              <w:rPr>
-                <w:rFonts w:ascii="Times New Roman" w:eastAsia="Times New Roman" w:hAnsi="Times New Roman" w:cs="Times New Roman"/>
-                <w:kern w:val="0"/>
-                <w:sz w:val="24"/>
-                <w:szCs w:val="24"/>
-                <w:lang w:bidi="bn-IN"/>
-                <w14:ligatures w14:val="none"/>
-              </w:rPr>
-            </w:pPr>
-            <w:r>
-              <w:rPr>
-                <w:rFonts w:ascii="Times New Roman" w:eastAsia="Times New Roman" w:hAnsi="Times New Roman" w:cs="Times New Roman"/>
+            <w:tcW w:w="2620" w:type="dxa"/>
+            <w:tcBorders>
+              <w:top w:val="nil"/>
+              <w:left w:val="nil"/>
+              <w:bottom w:val="single" w:sz="4" w:space="0" w:color="auto"/>
+              <w:right w:val="single" w:sz="4" w:space="0" w:color="auto"/>
+            </w:tcBorders>
+            <w:shd w:val="clear" w:color="auto" w:fill="auto"/>
+            <w:noWrap/>
+            <w:vAlign w:val="bottom"/>
+            <w:hideMark/>
+          </w:tcPr>
+          <w:p>
+            <w:pPr>
+              <w:spacing w:after="0" w:line="240" w:lineRule="auto"/>
+              <w:jc w:val="center"/>
+              <w:rPr>
+                <w:rFonts w:ascii="Calibri" w:eastAsia="Times New Roman" w:hAnsi="Calibri" w:cs="Calibri"/>
+                <w:color w:val="000000"/>
+                <w:kern w:val="0"/>
+                <w:sz w:val="24"/>
+                <w:szCs w:val="24"/>
+                <w:lang w:bidi="bn-IN"/>
+                <w14:ligatures w14:val="none"/>
+              </w:rPr>
+            </w:pPr>
+            <w:r>
+              <w:rPr>
+                <w:rFonts w:ascii="Calibri" w:eastAsia="Times New Roman" w:hAnsi="Calibri" w:cs="Calibri"/>
+                <w:color w:val="000000"/>
                 <w:kern w:val="0"/>
                 <w:sz w:val="24"/>
                 <w:szCs w:val="24"/>
@@ -8405,6 +8862,960 @@
                 <w14:ligatures w14:val="none"/>
               </w:rPr>
               <w:t>Mouse</w:t>
+            </w:r>
+          </w:p>
+        </w:tc>
+      </w:tr>
+      <w:tr>
+        <w:trPr>
+          <w:trHeight w:val="320"/>
+        </w:trPr>
+        <w:tc>
+          <w:tcPr>
+            <w:tcW w:w="1300" w:type="dxa"/>
+            <w:tcBorders>
+              <w:top w:val="nil"/>
+              <w:left w:val="single" w:sz="4" w:space="0" w:color="auto"/>
+              <w:bottom w:val="single" w:sz="4" w:space="0" w:color="auto"/>
+              <w:right w:val="single" w:sz="4" w:space="0" w:color="auto"/>
+            </w:tcBorders>
+            <w:shd w:val="clear" w:color="auto" w:fill="auto"/>
+            <w:noWrap/>
+            <w:vAlign w:val="bottom"/>
+            <w:hideMark/>
+          </w:tcPr>
+          <w:p>
+            <w:pPr>
+              <w:spacing w:after="0" w:line="240" w:lineRule="auto"/>
+              <w:jc w:val="center"/>
+              <w:rPr>
+                <w:rFonts w:ascii="Calibri" w:eastAsia="Times New Roman" w:hAnsi="Calibri" w:cs="Calibri"/>
+                <w:color w:val="000000"/>
+                <w:kern w:val="0"/>
+                <w:sz w:val="24"/>
+                <w:szCs w:val="24"/>
+                <w:lang w:bidi="bn-IN"/>
+                <w14:ligatures w14:val="none"/>
+              </w:rPr>
+            </w:pPr>
+            <w:r>
+              <w:rPr>
+                <w:rFonts w:ascii="Calibri" w:eastAsia="Times New Roman" w:hAnsi="Calibri" w:cs="Calibri"/>
+                <w:color w:val="000000"/>
+                <w:kern w:val="0"/>
+                <w:sz w:val="24"/>
+                <w:szCs w:val="24"/>
+                <w:lang w:bidi="bn-IN"/>
+                <w14:ligatures w14:val="none"/>
+              </w:rPr>
+              <w:t>5</w:t>
+            </w:r>
+          </w:p>
+        </w:tc>
+        <w:tc>
+          <w:tcPr>
+            <w:tcW w:w="2400" w:type="dxa"/>
+            <w:tcBorders>
+              <w:top w:val="nil"/>
+              <w:left w:val="nil"/>
+              <w:bottom w:val="single" w:sz="4" w:space="0" w:color="auto"/>
+              <w:right w:val="single" w:sz="4" w:space="0" w:color="auto"/>
+            </w:tcBorders>
+            <w:shd w:val="clear" w:color="auto" w:fill="auto"/>
+            <w:noWrap/>
+            <w:vAlign w:val="bottom"/>
+            <w:hideMark/>
+          </w:tcPr>
+          <w:p>
+            <w:pPr>
+              <w:spacing w:after="0" w:line="240" w:lineRule="auto"/>
+              <w:jc w:val="center"/>
+              <w:rPr>
+                <w:rFonts w:ascii="Calibri" w:eastAsia="Times New Roman" w:hAnsi="Calibri" w:cs="Calibri"/>
+                <w:color w:val="000000"/>
+                <w:kern w:val="0"/>
+                <w:sz w:val="24"/>
+                <w:szCs w:val="24"/>
+                <w:lang w:bidi="bn-IN"/>
+                <w14:ligatures w14:val="none"/>
+              </w:rPr>
+            </w:pPr>
+            <w:proofErr w:type="spellStart"/>
+            <w:proofErr w:type="gramStart"/>
+            <w:r>
+              <w:rPr>
+                <w:rFonts w:ascii="Calibri" w:eastAsia="Times New Roman" w:hAnsi="Calibri" w:cs="Calibri"/>
+                <w:color w:val="000000"/>
+                <w:kern w:val="0"/>
+                <w:sz w:val="24"/>
+                <w:szCs w:val="24"/>
+                <w:lang w:bidi="bn-IN"/>
+                <w14:ligatures w14:val="none"/>
+              </w:rPr>
+              <w:t>goCarUp</w:t>
+            </w:r>
+            <w:proofErr w:type="spellEnd"/>
+            <w:r>
+              <w:rPr>
+                <w:rFonts w:ascii="Calibri" w:eastAsia="Times New Roman" w:hAnsi="Calibri" w:cs="Calibri"/>
+                <w:color w:val="000000"/>
+                <w:kern w:val="0"/>
+                <w:sz w:val="24"/>
+                <w:szCs w:val="24"/>
+                <w:lang w:bidi="bn-IN"/>
+                <w14:ligatures w14:val="none"/>
+              </w:rPr>
+              <w:t>(</w:t>
+            </w:r>
+            <w:proofErr w:type="gramEnd"/>
+            <w:r>
+              <w:rPr>
+                <w:rFonts w:ascii="Calibri" w:eastAsia="Times New Roman" w:hAnsi="Calibri" w:cs="Calibri"/>
+                <w:color w:val="000000"/>
+                <w:kern w:val="0"/>
+                <w:sz w:val="24"/>
+                <w:szCs w:val="24"/>
+                <w:lang w:bidi="bn-IN"/>
+                <w14:ligatures w14:val="none"/>
+              </w:rPr>
+              <w:t>)</w:t>
+            </w:r>
+          </w:p>
+        </w:tc>
+        <w:tc>
+          <w:tcPr>
+            <w:tcW w:w="2620" w:type="dxa"/>
+            <w:tcBorders>
+              <w:top w:val="nil"/>
+              <w:left w:val="nil"/>
+              <w:bottom w:val="single" w:sz="4" w:space="0" w:color="auto"/>
+              <w:right w:val="single" w:sz="4" w:space="0" w:color="auto"/>
+            </w:tcBorders>
+            <w:shd w:val="clear" w:color="auto" w:fill="auto"/>
+            <w:noWrap/>
+            <w:vAlign w:val="bottom"/>
+            <w:hideMark/>
+          </w:tcPr>
+          <w:p>
+            <w:pPr>
+              <w:spacing w:after="0" w:line="240" w:lineRule="auto"/>
+              <w:jc w:val="center"/>
+              <w:rPr>
+                <w:rFonts w:ascii="Calibri" w:eastAsia="Times New Roman" w:hAnsi="Calibri" w:cs="Calibri"/>
+                <w:color w:val="000000"/>
+                <w:kern w:val="0"/>
+                <w:sz w:val="24"/>
+                <w:szCs w:val="24"/>
+                <w:lang w:bidi="bn-IN"/>
+                <w14:ligatures w14:val="none"/>
+              </w:rPr>
+            </w:pPr>
+            <w:r>
+              <w:rPr>
+                <w:rFonts w:ascii="Calibri" w:eastAsia="Times New Roman" w:hAnsi="Calibri" w:cs="Calibri"/>
+                <w:color w:val="000000"/>
+                <w:kern w:val="0"/>
+                <w:sz w:val="24"/>
+                <w:szCs w:val="24"/>
+                <w:lang w:bidi="bn-IN"/>
+                <w14:ligatures w14:val="none"/>
+              </w:rPr>
+              <w:t>goCarUp1</w:t>
+            </w:r>
+          </w:p>
+        </w:tc>
+      </w:tr>
+      <w:tr>
+        <w:trPr>
+          <w:trHeight w:val="320"/>
+        </w:trPr>
+        <w:tc>
+          <w:tcPr>
+            <w:tcW w:w="1300" w:type="dxa"/>
+            <w:tcBorders>
+              <w:top w:val="nil"/>
+              <w:left w:val="single" w:sz="4" w:space="0" w:color="auto"/>
+              <w:bottom w:val="single" w:sz="4" w:space="0" w:color="auto"/>
+              <w:right w:val="single" w:sz="4" w:space="0" w:color="auto"/>
+            </w:tcBorders>
+            <w:shd w:val="clear" w:color="auto" w:fill="auto"/>
+            <w:noWrap/>
+            <w:vAlign w:val="bottom"/>
+            <w:hideMark/>
+          </w:tcPr>
+          <w:p>
+            <w:pPr>
+              <w:spacing w:after="0" w:line="240" w:lineRule="auto"/>
+              <w:jc w:val="center"/>
+              <w:rPr>
+                <w:rFonts w:ascii="Calibri" w:eastAsia="Times New Roman" w:hAnsi="Calibri" w:cs="Calibri"/>
+                <w:color w:val="000000"/>
+                <w:kern w:val="0"/>
+                <w:sz w:val="24"/>
+                <w:szCs w:val="24"/>
+                <w:lang w:bidi="bn-IN"/>
+                <w14:ligatures w14:val="none"/>
+              </w:rPr>
+            </w:pPr>
+            <w:r>
+              <w:rPr>
+                <w:rFonts w:ascii="Calibri" w:eastAsia="Times New Roman" w:hAnsi="Calibri" w:cs="Calibri"/>
+                <w:color w:val="000000"/>
+                <w:kern w:val="0"/>
+                <w:sz w:val="24"/>
+                <w:szCs w:val="24"/>
+                <w:lang w:bidi="bn-IN"/>
+                <w14:ligatures w14:val="none"/>
+              </w:rPr>
+              <w:t>6</w:t>
+            </w:r>
+          </w:p>
+        </w:tc>
+        <w:tc>
+          <w:tcPr>
+            <w:tcW w:w="2400" w:type="dxa"/>
+            <w:tcBorders>
+              <w:top w:val="nil"/>
+              <w:left w:val="nil"/>
+              <w:bottom w:val="single" w:sz="4" w:space="0" w:color="auto"/>
+              <w:right w:val="single" w:sz="4" w:space="0" w:color="auto"/>
+            </w:tcBorders>
+            <w:shd w:val="clear" w:color="auto" w:fill="auto"/>
+            <w:noWrap/>
+            <w:vAlign w:val="bottom"/>
+            <w:hideMark/>
+          </w:tcPr>
+          <w:p>
+            <w:pPr>
+              <w:spacing w:after="0" w:line="240" w:lineRule="auto"/>
+              <w:jc w:val="center"/>
+              <w:rPr>
+                <w:rFonts w:ascii="Calibri" w:eastAsia="Times New Roman" w:hAnsi="Calibri" w:cs="Calibri"/>
+                <w:color w:val="000000"/>
+                <w:kern w:val="0"/>
+                <w:sz w:val="24"/>
+                <w:szCs w:val="24"/>
+                <w:lang w:bidi="bn-IN"/>
+                <w14:ligatures w14:val="none"/>
+              </w:rPr>
+            </w:pPr>
+            <w:proofErr w:type="spellStart"/>
+            <w:proofErr w:type="gramStart"/>
+            <w:r>
+              <w:rPr>
+                <w:rFonts w:ascii="Calibri" w:eastAsia="Times New Roman" w:hAnsi="Calibri" w:cs="Calibri"/>
+                <w:color w:val="000000"/>
+                <w:kern w:val="0"/>
+                <w:sz w:val="24"/>
+                <w:szCs w:val="24"/>
+                <w:lang w:bidi="bn-IN"/>
+                <w14:ligatures w14:val="none"/>
+              </w:rPr>
+              <w:t>goCarDown</w:t>
+            </w:r>
+            <w:proofErr w:type="spellEnd"/>
+            <w:r>
+              <w:rPr>
+                <w:rFonts w:ascii="Calibri" w:eastAsia="Times New Roman" w:hAnsi="Calibri" w:cs="Calibri"/>
+                <w:color w:val="000000"/>
+                <w:kern w:val="0"/>
+                <w:sz w:val="24"/>
+                <w:szCs w:val="24"/>
+                <w:lang w:bidi="bn-IN"/>
+                <w14:ligatures w14:val="none"/>
+              </w:rPr>
+              <w:t>(</w:t>
+            </w:r>
+            <w:proofErr w:type="gramEnd"/>
+            <w:r>
+              <w:rPr>
+                <w:rFonts w:ascii="Calibri" w:eastAsia="Times New Roman" w:hAnsi="Calibri" w:cs="Calibri"/>
+                <w:color w:val="000000"/>
+                <w:kern w:val="0"/>
+                <w:sz w:val="24"/>
+                <w:szCs w:val="24"/>
+                <w:lang w:bidi="bn-IN"/>
+                <w14:ligatures w14:val="none"/>
+              </w:rPr>
+              <w:t>)</w:t>
+            </w:r>
+          </w:p>
+        </w:tc>
+        <w:tc>
+          <w:tcPr>
+            <w:tcW w:w="2620" w:type="dxa"/>
+            <w:tcBorders>
+              <w:top w:val="nil"/>
+              <w:left w:val="nil"/>
+              <w:bottom w:val="single" w:sz="4" w:space="0" w:color="auto"/>
+              <w:right w:val="single" w:sz="4" w:space="0" w:color="auto"/>
+            </w:tcBorders>
+            <w:shd w:val="clear" w:color="auto" w:fill="auto"/>
+            <w:noWrap/>
+            <w:vAlign w:val="bottom"/>
+            <w:hideMark/>
+          </w:tcPr>
+          <w:p>
+            <w:pPr>
+              <w:spacing w:after="0" w:line="240" w:lineRule="auto"/>
+              <w:jc w:val="center"/>
+              <w:rPr>
+                <w:rFonts w:ascii="Calibri" w:eastAsia="Times New Roman" w:hAnsi="Calibri" w:cs="Calibri"/>
+                <w:color w:val="000000"/>
+                <w:kern w:val="0"/>
+                <w:sz w:val="24"/>
+                <w:szCs w:val="24"/>
+                <w:lang w:bidi="bn-IN"/>
+                <w14:ligatures w14:val="none"/>
+              </w:rPr>
+            </w:pPr>
+            <w:r>
+              <w:rPr>
+                <w:rFonts w:ascii="Calibri" w:eastAsia="Times New Roman" w:hAnsi="Calibri" w:cs="Calibri"/>
+                <w:color w:val="000000"/>
+                <w:kern w:val="0"/>
+                <w:sz w:val="24"/>
+                <w:szCs w:val="24"/>
+                <w:lang w:bidi="bn-IN"/>
+                <w14:ligatures w14:val="none"/>
+              </w:rPr>
+              <w:t>goCarDown1</w:t>
+            </w:r>
+          </w:p>
+        </w:tc>
+      </w:tr>
+      <w:tr>
+        <w:trPr>
+          <w:trHeight w:val="320"/>
+        </w:trPr>
+        <w:tc>
+          <w:tcPr>
+            <w:tcW w:w="1300" w:type="dxa"/>
+            <w:tcBorders>
+              <w:top w:val="nil"/>
+              <w:left w:val="single" w:sz="4" w:space="0" w:color="auto"/>
+              <w:bottom w:val="single" w:sz="4" w:space="0" w:color="auto"/>
+              <w:right w:val="single" w:sz="4" w:space="0" w:color="auto"/>
+            </w:tcBorders>
+            <w:shd w:val="clear" w:color="auto" w:fill="auto"/>
+            <w:noWrap/>
+            <w:vAlign w:val="bottom"/>
+            <w:hideMark/>
+          </w:tcPr>
+          <w:p>
+            <w:pPr>
+              <w:spacing w:after="0" w:line="240" w:lineRule="auto"/>
+              <w:jc w:val="center"/>
+              <w:rPr>
+                <w:rFonts w:ascii="Calibri" w:eastAsia="Times New Roman" w:hAnsi="Calibri" w:cs="Calibri"/>
+                <w:color w:val="000000"/>
+                <w:kern w:val="0"/>
+                <w:sz w:val="24"/>
+                <w:szCs w:val="24"/>
+                <w:lang w:bidi="bn-IN"/>
+                <w14:ligatures w14:val="none"/>
+              </w:rPr>
+            </w:pPr>
+            <w:r>
+              <w:rPr>
+                <w:rFonts w:ascii="Calibri" w:eastAsia="Times New Roman" w:hAnsi="Calibri" w:cs="Calibri"/>
+                <w:color w:val="000000"/>
+                <w:kern w:val="0"/>
+                <w:sz w:val="24"/>
+                <w:szCs w:val="24"/>
+                <w:lang w:bidi="bn-IN"/>
+                <w14:ligatures w14:val="none"/>
+              </w:rPr>
+              <w:t>7</w:t>
+            </w:r>
+          </w:p>
+        </w:tc>
+        <w:tc>
+          <w:tcPr>
+            <w:tcW w:w="2400" w:type="dxa"/>
+            <w:tcBorders>
+              <w:top w:val="nil"/>
+              <w:left w:val="nil"/>
+              <w:bottom w:val="single" w:sz="4" w:space="0" w:color="auto"/>
+              <w:right w:val="single" w:sz="4" w:space="0" w:color="auto"/>
+            </w:tcBorders>
+            <w:shd w:val="clear" w:color="auto" w:fill="auto"/>
+            <w:noWrap/>
+            <w:vAlign w:val="bottom"/>
+            <w:hideMark/>
+          </w:tcPr>
+          <w:p>
+            <w:pPr>
+              <w:spacing w:after="0" w:line="240" w:lineRule="auto"/>
+              <w:jc w:val="center"/>
+              <w:rPr>
+                <w:rFonts w:ascii="Calibri" w:eastAsia="Times New Roman" w:hAnsi="Calibri" w:cs="Calibri"/>
+                <w:color w:val="000000"/>
+                <w:kern w:val="0"/>
+                <w:sz w:val="24"/>
+                <w:szCs w:val="24"/>
+                <w:lang w:bidi="bn-IN"/>
+                <w14:ligatures w14:val="none"/>
+              </w:rPr>
+            </w:pPr>
+            <w:proofErr w:type="spellStart"/>
+            <w:proofErr w:type="gramStart"/>
+            <w:r>
+              <w:rPr>
+                <w:rFonts w:ascii="Calibri" w:eastAsia="Times New Roman" w:hAnsi="Calibri" w:cs="Calibri"/>
+                <w:color w:val="000000"/>
+                <w:kern w:val="0"/>
+                <w:sz w:val="24"/>
+                <w:szCs w:val="24"/>
+                <w:lang w:bidi="bn-IN"/>
+                <w14:ligatures w14:val="none"/>
+              </w:rPr>
+              <w:t>GoBaloon</w:t>
+            </w:r>
+            <w:proofErr w:type="spellEnd"/>
+            <w:r>
+              <w:rPr>
+                <w:rFonts w:ascii="Calibri" w:eastAsia="Times New Roman" w:hAnsi="Calibri" w:cs="Calibri"/>
+                <w:color w:val="000000"/>
+                <w:kern w:val="0"/>
+                <w:sz w:val="24"/>
+                <w:szCs w:val="24"/>
+                <w:lang w:bidi="bn-IN"/>
+                <w14:ligatures w14:val="none"/>
+              </w:rPr>
+              <w:t>(</w:t>
+            </w:r>
+            <w:proofErr w:type="gramEnd"/>
+            <w:r>
+              <w:rPr>
+                <w:rFonts w:ascii="Calibri" w:eastAsia="Times New Roman" w:hAnsi="Calibri" w:cs="Calibri"/>
+                <w:color w:val="000000"/>
+                <w:kern w:val="0"/>
+                <w:sz w:val="24"/>
+                <w:szCs w:val="24"/>
+                <w:lang w:bidi="bn-IN"/>
+                <w14:ligatures w14:val="none"/>
+              </w:rPr>
+              <w:t>)</w:t>
+            </w:r>
+          </w:p>
+        </w:tc>
+        <w:tc>
+          <w:tcPr>
+            <w:tcW w:w="2620" w:type="dxa"/>
+            <w:tcBorders>
+              <w:top w:val="nil"/>
+              <w:left w:val="nil"/>
+              <w:bottom w:val="single" w:sz="4" w:space="0" w:color="auto"/>
+              <w:right w:val="single" w:sz="4" w:space="0" w:color="auto"/>
+            </w:tcBorders>
+            <w:shd w:val="clear" w:color="auto" w:fill="auto"/>
+            <w:noWrap/>
+            <w:vAlign w:val="bottom"/>
+            <w:hideMark/>
+          </w:tcPr>
+          <w:p>
+            <w:pPr>
+              <w:spacing w:after="0" w:line="240" w:lineRule="auto"/>
+              <w:jc w:val="center"/>
+              <w:rPr>
+                <w:rFonts w:ascii="Calibri" w:eastAsia="Times New Roman" w:hAnsi="Calibri" w:cs="Calibri"/>
+                <w:color w:val="000000"/>
+                <w:kern w:val="0"/>
+                <w:sz w:val="24"/>
+                <w:szCs w:val="24"/>
+                <w:lang w:bidi="bn-IN"/>
+                <w14:ligatures w14:val="none"/>
+              </w:rPr>
+            </w:pPr>
+            <w:r>
+              <w:rPr>
+                <w:rFonts w:ascii="Calibri" w:eastAsia="Times New Roman" w:hAnsi="Calibri" w:cs="Calibri"/>
+                <w:color w:val="000000"/>
+                <w:kern w:val="0"/>
+                <w:sz w:val="24"/>
+                <w:szCs w:val="24"/>
+                <w:lang w:bidi="bn-IN"/>
+                <w14:ligatures w14:val="none"/>
+              </w:rPr>
+              <w:t>GoBaloon1</w:t>
+            </w:r>
+          </w:p>
+        </w:tc>
+      </w:tr>
+      <w:tr>
+        <w:trPr>
+          <w:trHeight w:val="320"/>
+        </w:trPr>
+        <w:tc>
+          <w:tcPr>
+            <w:tcW w:w="1300" w:type="dxa"/>
+            <w:tcBorders>
+              <w:top w:val="nil"/>
+              <w:left w:val="single" w:sz="4" w:space="0" w:color="auto"/>
+              <w:bottom w:val="single" w:sz="4" w:space="0" w:color="auto"/>
+              <w:right w:val="single" w:sz="4" w:space="0" w:color="auto"/>
+            </w:tcBorders>
+            <w:shd w:val="clear" w:color="auto" w:fill="auto"/>
+            <w:noWrap/>
+            <w:vAlign w:val="bottom"/>
+            <w:hideMark/>
+          </w:tcPr>
+          <w:p>
+            <w:pPr>
+              <w:spacing w:after="0" w:line="240" w:lineRule="auto"/>
+              <w:jc w:val="center"/>
+              <w:rPr>
+                <w:rFonts w:ascii="Calibri" w:eastAsia="Times New Roman" w:hAnsi="Calibri" w:cs="Calibri"/>
+                <w:color w:val="000000"/>
+                <w:kern w:val="0"/>
+                <w:sz w:val="24"/>
+                <w:szCs w:val="24"/>
+                <w:lang w:bidi="bn-IN"/>
+                <w14:ligatures w14:val="none"/>
+              </w:rPr>
+            </w:pPr>
+            <w:r>
+              <w:rPr>
+                <w:rFonts w:ascii="Calibri" w:eastAsia="Times New Roman" w:hAnsi="Calibri" w:cs="Calibri"/>
+                <w:color w:val="000000"/>
+                <w:kern w:val="0"/>
+                <w:sz w:val="24"/>
+                <w:szCs w:val="24"/>
+                <w:lang w:bidi="bn-IN"/>
+                <w14:ligatures w14:val="none"/>
+              </w:rPr>
+              <w:t>8</w:t>
+            </w:r>
+          </w:p>
+        </w:tc>
+        <w:tc>
+          <w:tcPr>
+            <w:tcW w:w="2400" w:type="dxa"/>
+            <w:tcBorders>
+              <w:top w:val="nil"/>
+              <w:left w:val="nil"/>
+              <w:bottom w:val="single" w:sz="4" w:space="0" w:color="auto"/>
+              <w:right w:val="single" w:sz="4" w:space="0" w:color="auto"/>
+            </w:tcBorders>
+            <w:shd w:val="clear" w:color="auto" w:fill="auto"/>
+            <w:noWrap/>
+            <w:vAlign w:val="bottom"/>
+            <w:hideMark/>
+          </w:tcPr>
+          <w:p>
+            <w:pPr>
+              <w:spacing w:after="0" w:line="240" w:lineRule="auto"/>
+              <w:jc w:val="center"/>
+              <w:rPr>
+                <w:rFonts w:ascii="Calibri" w:eastAsia="Times New Roman" w:hAnsi="Calibri" w:cs="Calibri"/>
+                <w:color w:val="000000"/>
+                <w:kern w:val="0"/>
+                <w:sz w:val="24"/>
+                <w:szCs w:val="24"/>
+                <w:lang w:bidi="bn-IN"/>
+                <w14:ligatures w14:val="none"/>
+              </w:rPr>
+            </w:pPr>
+            <w:proofErr w:type="spellStart"/>
+            <w:proofErr w:type="gramStart"/>
+            <w:r>
+              <w:rPr>
+                <w:rFonts w:ascii="Calibri" w:eastAsia="Times New Roman" w:hAnsi="Calibri" w:cs="Calibri"/>
+                <w:color w:val="000000"/>
+                <w:kern w:val="0"/>
+                <w:sz w:val="24"/>
+                <w:szCs w:val="24"/>
+                <w:lang w:bidi="bn-IN"/>
+                <w14:ligatures w14:val="none"/>
+              </w:rPr>
+              <w:t>GoMetro</w:t>
+            </w:r>
+            <w:proofErr w:type="spellEnd"/>
+            <w:r>
+              <w:rPr>
+                <w:rFonts w:ascii="Calibri" w:eastAsia="Times New Roman" w:hAnsi="Calibri" w:cs="Calibri"/>
+                <w:color w:val="000000"/>
+                <w:kern w:val="0"/>
+                <w:sz w:val="24"/>
+                <w:szCs w:val="24"/>
+                <w:lang w:bidi="bn-IN"/>
+                <w14:ligatures w14:val="none"/>
+              </w:rPr>
+              <w:t>(</w:t>
+            </w:r>
+            <w:proofErr w:type="gramEnd"/>
+            <w:r>
+              <w:rPr>
+                <w:rFonts w:ascii="Calibri" w:eastAsia="Times New Roman" w:hAnsi="Calibri" w:cs="Calibri"/>
+                <w:color w:val="000000"/>
+                <w:kern w:val="0"/>
+                <w:sz w:val="24"/>
+                <w:szCs w:val="24"/>
+                <w:lang w:bidi="bn-IN"/>
+                <w14:ligatures w14:val="none"/>
+              </w:rPr>
+              <w:t>)</w:t>
+            </w:r>
+          </w:p>
+        </w:tc>
+        <w:tc>
+          <w:tcPr>
+            <w:tcW w:w="2620" w:type="dxa"/>
+            <w:tcBorders>
+              <w:top w:val="nil"/>
+              <w:left w:val="nil"/>
+              <w:bottom w:val="single" w:sz="4" w:space="0" w:color="auto"/>
+              <w:right w:val="single" w:sz="4" w:space="0" w:color="auto"/>
+            </w:tcBorders>
+            <w:shd w:val="clear" w:color="auto" w:fill="auto"/>
+            <w:noWrap/>
+            <w:vAlign w:val="bottom"/>
+            <w:hideMark/>
+          </w:tcPr>
+          <w:p>
+            <w:pPr>
+              <w:spacing w:after="0" w:line="240" w:lineRule="auto"/>
+              <w:jc w:val="center"/>
+              <w:rPr>
+                <w:rFonts w:ascii="Calibri" w:eastAsia="Times New Roman" w:hAnsi="Calibri" w:cs="Calibri"/>
+                <w:color w:val="000000"/>
+                <w:kern w:val="0"/>
+                <w:sz w:val="24"/>
+                <w:szCs w:val="24"/>
+                <w:lang w:bidi="bn-IN"/>
+                <w14:ligatures w14:val="none"/>
+              </w:rPr>
+            </w:pPr>
+            <w:r>
+              <w:rPr>
+                <w:rFonts w:ascii="Calibri" w:eastAsia="Times New Roman" w:hAnsi="Calibri" w:cs="Calibri"/>
+                <w:color w:val="000000"/>
+                <w:kern w:val="0"/>
+                <w:sz w:val="24"/>
+                <w:szCs w:val="24"/>
+                <w:lang w:bidi="bn-IN"/>
+                <w14:ligatures w14:val="none"/>
+              </w:rPr>
+              <w:t>GoMetro1</w:t>
+            </w:r>
+          </w:p>
+        </w:tc>
+      </w:tr>
+      <w:tr>
+        <w:trPr>
+          <w:trHeight w:val="320"/>
+        </w:trPr>
+        <w:tc>
+          <w:tcPr>
+            <w:tcW w:w="1300" w:type="dxa"/>
+            <w:tcBorders>
+              <w:top w:val="nil"/>
+              <w:left w:val="single" w:sz="4" w:space="0" w:color="auto"/>
+              <w:bottom w:val="single" w:sz="4" w:space="0" w:color="auto"/>
+              <w:right w:val="single" w:sz="4" w:space="0" w:color="auto"/>
+            </w:tcBorders>
+            <w:shd w:val="clear" w:color="auto" w:fill="auto"/>
+            <w:noWrap/>
+            <w:vAlign w:val="bottom"/>
+            <w:hideMark/>
+          </w:tcPr>
+          <w:p>
+            <w:pPr>
+              <w:spacing w:after="0" w:line="240" w:lineRule="auto"/>
+              <w:jc w:val="center"/>
+              <w:rPr>
+                <w:rFonts w:ascii="Calibri" w:eastAsia="Times New Roman" w:hAnsi="Calibri" w:cs="Calibri"/>
+                <w:color w:val="000000"/>
+                <w:kern w:val="0"/>
+                <w:sz w:val="24"/>
+                <w:szCs w:val="24"/>
+                <w:lang w:bidi="bn-IN"/>
+                <w14:ligatures w14:val="none"/>
+              </w:rPr>
+            </w:pPr>
+            <w:r>
+              <w:rPr>
+                <w:rFonts w:ascii="Calibri" w:eastAsia="Times New Roman" w:hAnsi="Calibri" w:cs="Calibri"/>
+                <w:color w:val="000000"/>
+                <w:kern w:val="0"/>
+                <w:sz w:val="24"/>
+                <w:szCs w:val="24"/>
+                <w:lang w:bidi="bn-IN"/>
+                <w14:ligatures w14:val="none"/>
+              </w:rPr>
+              <w:t>9</w:t>
+            </w:r>
+          </w:p>
+        </w:tc>
+        <w:tc>
+          <w:tcPr>
+            <w:tcW w:w="2400" w:type="dxa"/>
+            <w:tcBorders>
+              <w:top w:val="nil"/>
+              <w:left w:val="nil"/>
+              <w:bottom w:val="single" w:sz="4" w:space="0" w:color="auto"/>
+              <w:right w:val="single" w:sz="4" w:space="0" w:color="auto"/>
+            </w:tcBorders>
+            <w:shd w:val="clear" w:color="auto" w:fill="auto"/>
+            <w:noWrap/>
+            <w:vAlign w:val="bottom"/>
+            <w:hideMark/>
+          </w:tcPr>
+          <w:p>
+            <w:pPr>
+              <w:spacing w:after="0" w:line="240" w:lineRule="auto"/>
+              <w:jc w:val="center"/>
+              <w:rPr>
+                <w:rFonts w:ascii="Calibri" w:eastAsia="Times New Roman" w:hAnsi="Calibri" w:cs="Calibri"/>
+                <w:color w:val="000000"/>
+                <w:kern w:val="0"/>
+                <w:sz w:val="24"/>
+                <w:szCs w:val="24"/>
+                <w:lang w:bidi="bn-IN"/>
+                <w14:ligatures w14:val="none"/>
+              </w:rPr>
+            </w:pPr>
+            <w:proofErr w:type="spellStart"/>
+            <w:proofErr w:type="gramStart"/>
+            <w:r>
+              <w:rPr>
+                <w:rFonts w:ascii="Calibri" w:eastAsia="Times New Roman" w:hAnsi="Calibri" w:cs="Calibri"/>
+                <w:color w:val="000000"/>
+                <w:kern w:val="0"/>
+                <w:sz w:val="24"/>
+                <w:szCs w:val="24"/>
+                <w:lang w:bidi="bn-IN"/>
+                <w14:ligatures w14:val="none"/>
+              </w:rPr>
+              <w:t>GoWindmill</w:t>
+            </w:r>
+            <w:proofErr w:type="spellEnd"/>
+            <w:r>
+              <w:rPr>
+                <w:rFonts w:ascii="Calibri" w:eastAsia="Times New Roman" w:hAnsi="Calibri" w:cs="Calibri"/>
+                <w:color w:val="000000"/>
+                <w:kern w:val="0"/>
+                <w:sz w:val="24"/>
+                <w:szCs w:val="24"/>
+                <w:lang w:bidi="bn-IN"/>
+                <w14:ligatures w14:val="none"/>
+              </w:rPr>
+              <w:t>(</w:t>
+            </w:r>
+            <w:proofErr w:type="gramEnd"/>
+            <w:r>
+              <w:rPr>
+                <w:rFonts w:ascii="Calibri" w:eastAsia="Times New Roman" w:hAnsi="Calibri" w:cs="Calibri"/>
+                <w:color w:val="000000"/>
+                <w:kern w:val="0"/>
+                <w:sz w:val="24"/>
+                <w:szCs w:val="24"/>
+                <w:lang w:bidi="bn-IN"/>
+                <w14:ligatures w14:val="none"/>
+              </w:rPr>
+              <w:t>)</w:t>
+            </w:r>
+          </w:p>
+        </w:tc>
+        <w:tc>
+          <w:tcPr>
+            <w:tcW w:w="2620" w:type="dxa"/>
+            <w:tcBorders>
+              <w:top w:val="nil"/>
+              <w:left w:val="nil"/>
+              <w:bottom w:val="single" w:sz="4" w:space="0" w:color="auto"/>
+              <w:right w:val="single" w:sz="4" w:space="0" w:color="auto"/>
+            </w:tcBorders>
+            <w:shd w:val="clear" w:color="auto" w:fill="auto"/>
+            <w:noWrap/>
+            <w:vAlign w:val="bottom"/>
+            <w:hideMark/>
+          </w:tcPr>
+          <w:p>
+            <w:pPr>
+              <w:spacing w:after="0" w:line="240" w:lineRule="auto"/>
+              <w:jc w:val="center"/>
+              <w:rPr>
+                <w:rFonts w:ascii="Calibri" w:eastAsia="Times New Roman" w:hAnsi="Calibri" w:cs="Calibri"/>
+                <w:color w:val="000000"/>
+                <w:kern w:val="0"/>
+                <w:sz w:val="24"/>
+                <w:szCs w:val="24"/>
+                <w:lang w:bidi="bn-IN"/>
+                <w14:ligatures w14:val="none"/>
+              </w:rPr>
+            </w:pPr>
+            <w:r>
+              <w:rPr>
+                <w:rFonts w:ascii="Calibri" w:eastAsia="Times New Roman" w:hAnsi="Calibri" w:cs="Calibri"/>
+                <w:color w:val="000000"/>
+                <w:kern w:val="0"/>
+                <w:sz w:val="24"/>
+                <w:szCs w:val="24"/>
+                <w:lang w:bidi="bn-IN"/>
+                <w14:ligatures w14:val="none"/>
+              </w:rPr>
+              <w:t>GoWindmill1</w:t>
+            </w:r>
+          </w:p>
+        </w:tc>
+      </w:tr>
+      <w:tr>
+        <w:trPr>
+          <w:trHeight w:val="320"/>
+        </w:trPr>
+        <w:tc>
+          <w:tcPr>
+            <w:tcW w:w="1300" w:type="dxa"/>
+            <w:tcBorders>
+              <w:top w:val="nil"/>
+              <w:left w:val="single" w:sz="4" w:space="0" w:color="auto"/>
+              <w:bottom w:val="single" w:sz="4" w:space="0" w:color="auto"/>
+              <w:right w:val="single" w:sz="4" w:space="0" w:color="auto"/>
+            </w:tcBorders>
+            <w:shd w:val="clear" w:color="auto" w:fill="auto"/>
+            <w:noWrap/>
+            <w:vAlign w:val="bottom"/>
+            <w:hideMark/>
+          </w:tcPr>
+          <w:p>
+            <w:pPr>
+              <w:spacing w:after="0" w:line="240" w:lineRule="auto"/>
+              <w:jc w:val="center"/>
+              <w:rPr>
+                <w:rFonts w:ascii="Calibri" w:eastAsia="Times New Roman" w:hAnsi="Calibri" w:cs="Calibri"/>
+                <w:color w:val="000000"/>
+                <w:kern w:val="0"/>
+                <w:sz w:val="24"/>
+                <w:szCs w:val="24"/>
+                <w:lang w:bidi="bn-IN"/>
+                <w14:ligatures w14:val="none"/>
+              </w:rPr>
+            </w:pPr>
+            <w:r>
+              <w:rPr>
+                <w:rFonts w:ascii="Calibri" w:eastAsia="Times New Roman" w:hAnsi="Calibri" w:cs="Calibri"/>
+                <w:color w:val="000000"/>
+                <w:kern w:val="0"/>
+                <w:sz w:val="24"/>
+                <w:szCs w:val="24"/>
+                <w:lang w:bidi="bn-IN"/>
+                <w14:ligatures w14:val="none"/>
+              </w:rPr>
+              <w:t>10</w:t>
+            </w:r>
+          </w:p>
+        </w:tc>
+        <w:tc>
+          <w:tcPr>
+            <w:tcW w:w="2400" w:type="dxa"/>
+            <w:tcBorders>
+              <w:top w:val="nil"/>
+              <w:left w:val="nil"/>
+              <w:bottom w:val="single" w:sz="4" w:space="0" w:color="auto"/>
+              <w:right w:val="single" w:sz="4" w:space="0" w:color="auto"/>
+            </w:tcBorders>
+            <w:shd w:val="clear" w:color="auto" w:fill="auto"/>
+            <w:noWrap/>
+            <w:vAlign w:val="bottom"/>
+            <w:hideMark/>
+          </w:tcPr>
+          <w:p>
+            <w:pPr>
+              <w:spacing w:after="0" w:line="240" w:lineRule="auto"/>
+              <w:jc w:val="center"/>
+              <w:rPr>
+                <w:rFonts w:ascii="Calibri" w:eastAsia="Times New Roman" w:hAnsi="Calibri" w:cs="Calibri"/>
+                <w:color w:val="000000"/>
+                <w:kern w:val="0"/>
+                <w:sz w:val="24"/>
+                <w:szCs w:val="24"/>
+                <w:lang w:bidi="bn-IN"/>
+                <w14:ligatures w14:val="none"/>
+              </w:rPr>
+            </w:pPr>
+            <w:proofErr w:type="spellStart"/>
+            <w:proofErr w:type="gramStart"/>
+            <w:r>
+              <w:rPr>
+                <w:rFonts w:ascii="Calibri" w:eastAsia="Times New Roman" w:hAnsi="Calibri" w:cs="Calibri"/>
+                <w:color w:val="000000"/>
+                <w:kern w:val="0"/>
+                <w:sz w:val="24"/>
+                <w:szCs w:val="24"/>
+                <w:lang w:bidi="bn-IN"/>
+                <w14:ligatures w14:val="none"/>
+              </w:rPr>
+              <w:t>GoCloud</w:t>
+            </w:r>
+            <w:proofErr w:type="spellEnd"/>
+            <w:r>
+              <w:rPr>
+                <w:rFonts w:ascii="Calibri" w:eastAsia="Times New Roman" w:hAnsi="Calibri" w:cs="Calibri"/>
+                <w:color w:val="000000"/>
+                <w:kern w:val="0"/>
+                <w:sz w:val="24"/>
+                <w:szCs w:val="24"/>
+                <w:lang w:bidi="bn-IN"/>
+                <w14:ligatures w14:val="none"/>
+              </w:rPr>
+              <w:t>(</w:t>
+            </w:r>
+            <w:proofErr w:type="gramEnd"/>
+            <w:r>
+              <w:rPr>
+                <w:rFonts w:ascii="Calibri" w:eastAsia="Times New Roman" w:hAnsi="Calibri" w:cs="Calibri"/>
+                <w:color w:val="000000"/>
+                <w:kern w:val="0"/>
+                <w:sz w:val="24"/>
+                <w:szCs w:val="24"/>
+                <w:lang w:bidi="bn-IN"/>
+                <w14:ligatures w14:val="none"/>
+              </w:rPr>
+              <w:t>)</w:t>
+            </w:r>
+          </w:p>
+        </w:tc>
+        <w:tc>
+          <w:tcPr>
+            <w:tcW w:w="2620" w:type="dxa"/>
+            <w:tcBorders>
+              <w:top w:val="nil"/>
+              <w:left w:val="nil"/>
+              <w:bottom w:val="single" w:sz="4" w:space="0" w:color="auto"/>
+              <w:right w:val="single" w:sz="4" w:space="0" w:color="auto"/>
+            </w:tcBorders>
+            <w:shd w:val="clear" w:color="auto" w:fill="auto"/>
+            <w:noWrap/>
+            <w:vAlign w:val="bottom"/>
+            <w:hideMark/>
+          </w:tcPr>
+          <w:p>
+            <w:pPr>
+              <w:spacing w:after="0" w:line="240" w:lineRule="auto"/>
+              <w:jc w:val="center"/>
+              <w:rPr>
+                <w:rFonts w:ascii="Calibri" w:eastAsia="Times New Roman" w:hAnsi="Calibri" w:cs="Calibri"/>
+                <w:color w:val="000000"/>
+                <w:kern w:val="0"/>
+                <w:sz w:val="24"/>
+                <w:szCs w:val="24"/>
+                <w:lang w:bidi="bn-IN"/>
+                <w14:ligatures w14:val="none"/>
+              </w:rPr>
+            </w:pPr>
+            <w:r>
+              <w:rPr>
+                <w:rFonts w:ascii="Calibri" w:eastAsia="Times New Roman" w:hAnsi="Calibri" w:cs="Calibri"/>
+                <w:color w:val="000000"/>
+                <w:kern w:val="0"/>
+                <w:sz w:val="24"/>
+                <w:szCs w:val="24"/>
+                <w:lang w:bidi="bn-IN"/>
+                <w14:ligatures w14:val="none"/>
+              </w:rPr>
+              <w:t>GoCloud1</w:t>
             </w:r>
           </w:p>
         </w:tc>
@@ -8456,7 +9867,6 @@
       <w:tblPr>
         <w:tblStyle w:val="TableGrid"/>
         <w:tblW w:w="0" w:type="auto"/>
-        <w:tblInd w:w="720" w:type="dxa"/>
         <w:tblLook w:val="04A0" w:firstRow="1" w:lastRow="0" w:firstColumn="1" w:lastColumn="0" w:noHBand="0" w:noVBand="1"/>
       </w:tblPr>
       <w:tblGrid>
@@ -8621,6 +10031,31 @@
     </w:p>
     <w:p>
       <w:pPr>
+        <w:pStyle w:val="p1"/>
+        <w:rPr>
+          <w:color w:val="2E74B5" w:themeColor="accent5" w:themeShade="BF"/>
+        </w:rPr>
+      </w:pPr>
+      <w:r>
+        <w:t xml:space="preserve">#Project source code available </w:t>
+      </w:r>
+      <w:proofErr w:type="gramStart"/>
+      <w:r>
+        <w:t>at :</w:t>
+      </w:r>
+      <w:proofErr w:type="gramEnd"/>
+      <w:r>
+        <w:t xml:space="preserve"> </w:t>
+      </w:r>
+      <w:r>
+        <w:rPr>
+          <w:color w:val="2E74B5" w:themeColor="accent5" w:themeShade="BF"/>
+        </w:rPr>
+        <w:t>https://github.com/Tamzzzzid/graphics_open_gl</w:t>
+      </w:r>
+    </w:p>
+    <w:p>
+      <w:pPr>
         <w:ind w:left="360"/>
         <w:rPr>
           <w:b/>
@@ -8643,6 +10078,119 @@
 <file path=word/numbering.xml><?xml version="1.0" encoding="utf-8"?>
 <w:numbering xmlns:wpc="http://schemas.microsoft.com/office/word/2010/wordprocessingCanvas" xmlns:cx="http://schemas.microsoft.com/office/drawing/2014/chartex" xmlns:cx1="http://schemas.microsoft.com/office/drawing/2015/9/8/chartex" xmlns:cx2="http://schemas.microsoft.com/office/drawing/2015/10/21/chartex" xmlns:cx3="http://schemas.microsoft.com/office/drawing/2016/5/9/chartex" xmlns:cx4="http://schemas.microsoft.com/office/drawing/2016/5/10/chartex" xmlns:cx5="http://schemas.microsoft.com/office/drawing/2016/5/11/chartex" xmlns:cx6="http://schemas.microsoft.com/office/drawing/2016/5/12/chartex" xmlns:cx7="http://schemas.microsoft.com/office/drawing/2016/5/13/chartex" xmlns:cx8="http://schemas.microsoft.com/office/drawing/2016/5/14/chartex" xmlns:mc="http://schemas.openxmlformats.org/markup-compatibility/2006" xmlns:aink="http://schemas.microsoft.com/office/drawing/2016/ink" xmlns:am3d="http://schemas.microsoft.com/office/drawing/2017/model3d" xmlns:o="urn:schemas-microsoft-com:office:office" xmlns:oel="http://schemas.microsoft.com/office/2019/extlst" xmlns:r="http://schemas.openxmlformats.org/officeDocument/2006/relationships" xmlns:m="http://schemas.openxmlformats.org/officeDocument/2006/math" xmlns:v="urn:schemas-microsoft-com:vml" xmlns:wp14="http://schemas.microsoft.com/office/word/2010/wordprocessingDrawing" xmlns:wp="http://schemas.openxmlformats.org/drawingml/2006/wordprocessingDrawing" xmlns:w10="urn:schemas-microsoft-com:office:word" xmlns:w="http://schemas.openxmlformats.org/wordprocessingml/2006/main" xmlns:w14="http://schemas.microsoft.com/office/word/2010/wordml" xmlns:w15="http://schemas.microsoft.com/office/word/2012/wordml" xmlns:w16cex="http://schemas.microsoft.com/office/word/2018/wordml/cex" xmlns:w16cid="http://schemas.microsoft.com/office/word/2016/wordml/cid" xmlns:w16="http://schemas.microsoft.com/office/word/2018/wordml" xmlns:w16sdtdh="http://schemas.microsoft.com/office/word/2020/wordml/sdtdatahash" xmlns:w16se="http://schemas.microsoft.com/office/word/2015/wordml/symex" xmlns:wpg="http://schemas.microsoft.com/office/word/2010/wordprocessingGroup" xmlns:wpi="http://schemas.microsoft.com/office/word/2010/wordprocessingInk" xmlns:wne="http://schemas.microsoft.com/office/word/2006/wordml" xmlns:wps="http://schemas.microsoft.com/office/word/2010/wordprocessingShape" mc:Ignorable="w14 w15 w16se w16cid w16 w16cex w16sdtdh wp14">
   <w:abstractNum w:abstractNumId="0" w15:restartNumberingAfterBreak="0">
+    <w:nsid w:val="2ED150C5"/>
+    <w:multiLevelType w:val="hybridMultilevel"/>
+    <w:tmpl w:val="C38A02D6"/>
+    <w:lvl w:ilvl="0" w:tplc="04090001">
+      <w:start w:val="1"/>
+      <w:numFmt w:val="bullet"/>
+      <w:lvlText w:val=""/>
+      <w:lvlJc w:val="left"/>
+      <w:pPr>
+        <w:ind w:left="720" w:hanging="360"/>
+      </w:pPr>
+      <w:rPr>
+        <w:rFonts w:ascii="Symbol" w:hAnsi="Symbol" w:hint="default"/>
+      </w:rPr>
+    </w:lvl>
+    <w:lvl w:ilvl="1" w:tplc="04090003" w:tentative="1">
+      <w:start w:val="1"/>
+      <w:numFmt w:val="bullet"/>
+      <w:lvlText w:val="o"/>
+      <w:lvlJc w:val="left"/>
+      <w:pPr>
+        <w:ind w:left="1440" w:hanging="360"/>
+      </w:pPr>
+      <w:rPr>
+        <w:rFonts w:ascii="Courier New" w:hAnsi="Courier New" w:hint="default"/>
+      </w:rPr>
+    </w:lvl>
+    <w:lvl w:ilvl="2" w:tplc="04090005" w:tentative="1">
+      <w:start w:val="1"/>
+      <w:numFmt w:val="bullet"/>
+      <w:lvlText w:val=""/>
+      <w:lvlJc w:val="left"/>
+      <w:pPr>
+        <w:ind w:left="2160" w:hanging="360"/>
+      </w:pPr>
+      <w:rPr>
+        <w:rFonts w:ascii="Wingdings" w:hAnsi="Wingdings" w:hint="default"/>
+      </w:rPr>
+    </w:lvl>
+    <w:lvl w:ilvl="3" w:tplc="04090001" w:tentative="1">
+      <w:start w:val="1"/>
+      <w:numFmt w:val="bullet"/>
+      <w:lvlText w:val=""/>
+      <w:lvlJc w:val="left"/>
+      <w:pPr>
+        <w:ind w:left="2880" w:hanging="360"/>
+      </w:pPr>
+      <w:rPr>
+        <w:rFonts w:ascii="Symbol" w:hAnsi="Symbol" w:hint="default"/>
+      </w:rPr>
+    </w:lvl>
+    <w:lvl w:ilvl="4" w:tplc="04090003" w:tentative="1">
+      <w:start w:val="1"/>
+      <w:numFmt w:val="bullet"/>
+      <w:lvlText w:val="o"/>
+      <w:lvlJc w:val="left"/>
+      <w:pPr>
+        <w:ind w:left="3600" w:hanging="360"/>
+      </w:pPr>
+      <w:rPr>
+        <w:rFonts w:ascii="Courier New" w:hAnsi="Courier New" w:hint="default"/>
+      </w:rPr>
+    </w:lvl>
+    <w:lvl w:ilvl="5" w:tplc="04090005" w:tentative="1">
+      <w:start w:val="1"/>
+      <w:numFmt w:val="bullet"/>
+      <w:lvlText w:val=""/>
+      <w:lvlJc w:val="left"/>
+      <w:pPr>
+        <w:ind w:left="4320" w:hanging="360"/>
+      </w:pPr>
+      <w:rPr>
+        <w:rFonts w:ascii="Wingdings" w:hAnsi="Wingdings" w:hint="default"/>
+      </w:rPr>
+    </w:lvl>
+    <w:lvl w:ilvl="6" w:tplc="04090001" w:tentative="1">
+      <w:start w:val="1"/>
+      <w:numFmt w:val="bullet"/>
+      <w:lvlText w:val=""/>
+      <w:lvlJc w:val="left"/>
+      <w:pPr>
+        <w:ind w:left="5040" w:hanging="360"/>
+      </w:pPr>
+      <w:rPr>
+        <w:rFonts w:ascii="Symbol" w:hAnsi="Symbol" w:hint="default"/>
+      </w:rPr>
+    </w:lvl>
+    <w:lvl w:ilvl="7" w:tplc="04090003" w:tentative="1">
+      <w:start w:val="1"/>
+      <w:numFmt w:val="bullet"/>
+      <w:lvlText w:val="o"/>
+      <w:lvlJc w:val="left"/>
+      <w:pPr>
+        <w:ind w:left="5760" w:hanging="360"/>
+      </w:pPr>
+      <w:rPr>
+        <w:rFonts w:ascii="Courier New" w:hAnsi="Courier New" w:hint="default"/>
+      </w:rPr>
+    </w:lvl>
+    <w:lvl w:ilvl="8" w:tplc="04090005" w:tentative="1">
+      <w:start w:val="1"/>
+      <w:numFmt w:val="bullet"/>
+      <w:lvlText w:val=""/>
+      <w:lvlJc w:val="left"/>
+      <w:pPr>
+        <w:ind w:left="6480" w:hanging="360"/>
+      </w:pPr>
+      <w:rPr>
+        <w:rFonts w:ascii="Wingdings" w:hAnsi="Wingdings" w:hint="default"/>
+      </w:rPr>
+    </w:lvl>
+  </w:abstractNum>
+  <w:abstractNum w:abstractNumId="1" w15:restartNumberingAfterBreak="0">
     <w:nsid w:val="34AA19D2"/>
     <w:multiLevelType w:val="hybridMultilevel"/>
     <w:tmpl w:val="D10E7CFC"/>
@@ -8731,7 +10279,7 @@
       </w:pPr>
     </w:lvl>
   </w:abstractNum>
-  <w:abstractNum w:abstractNumId="1" w15:restartNumberingAfterBreak="0">
+  <w:abstractNum w:abstractNumId="2" w15:restartNumberingAfterBreak="0">
     <w:nsid w:val="4CD13F04"/>
     <w:multiLevelType w:val="hybridMultilevel"/>
     <w:tmpl w:val="D10E7CFC"/>
@@ -8820,11 +10368,130 @@
       </w:pPr>
     </w:lvl>
   </w:abstractNum>
+  <w:abstractNum w:abstractNumId="3" w15:restartNumberingAfterBreak="0">
+    <w:nsid w:val="651F1616"/>
+    <w:multiLevelType w:val="hybridMultilevel"/>
+    <w:tmpl w:val="1C403278"/>
+    <w:lvl w:ilvl="0" w:tplc="04090001">
+      <w:start w:val="1"/>
+      <w:numFmt w:val="bullet"/>
+      <w:lvlText w:val=""/>
+      <w:lvlJc w:val="left"/>
+      <w:pPr>
+        <w:ind w:left="720" w:hanging="360"/>
+      </w:pPr>
+      <w:rPr>
+        <w:rFonts w:ascii="Symbol" w:hAnsi="Symbol" w:hint="default"/>
+      </w:rPr>
+    </w:lvl>
+    <w:lvl w:ilvl="1" w:tplc="04090003" w:tentative="1">
+      <w:start w:val="1"/>
+      <w:numFmt w:val="bullet"/>
+      <w:lvlText w:val="o"/>
+      <w:lvlJc w:val="left"/>
+      <w:pPr>
+        <w:ind w:left="1440" w:hanging="360"/>
+      </w:pPr>
+      <w:rPr>
+        <w:rFonts w:ascii="Courier New" w:hAnsi="Courier New" w:hint="default"/>
+      </w:rPr>
+    </w:lvl>
+    <w:lvl w:ilvl="2" w:tplc="04090005" w:tentative="1">
+      <w:start w:val="1"/>
+      <w:numFmt w:val="bullet"/>
+      <w:lvlText w:val=""/>
+      <w:lvlJc w:val="left"/>
+      <w:pPr>
+        <w:ind w:left="2160" w:hanging="360"/>
+      </w:pPr>
+      <w:rPr>
+        <w:rFonts w:ascii="Wingdings" w:hAnsi="Wingdings" w:hint="default"/>
+      </w:rPr>
+    </w:lvl>
+    <w:lvl w:ilvl="3" w:tplc="04090001" w:tentative="1">
+      <w:start w:val="1"/>
+      <w:numFmt w:val="bullet"/>
+      <w:lvlText w:val=""/>
+      <w:lvlJc w:val="left"/>
+      <w:pPr>
+        <w:ind w:left="2880" w:hanging="360"/>
+      </w:pPr>
+      <w:rPr>
+        <w:rFonts w:ascii="Symbol" w:hAnsi="Symbol" w:hint="default"/>
+      </w:rPr>
+    </w:lvl>
+    <w:lvl w:ilvl="4" w:tplc="04090003" w:tentative="1">
+      <w:start w:val="1"/>
+      <w:numFmt w:val="bullet"/>
+      <w:lvlText w:val="o"/>
+      <w:lvlJc w:val="left"/>
+      <w:pPr>
+        <w:ind w:left="3600" w:hanging="360"/>
+      </w:pPr>
+      <w:rPr>
+        <w:rFonts w:ascii="Courier New" w:hAnsi="Courier New" w:hint="default"/>
+      </w:rPr>
+    </w:lvl>
+    <w:lvl w:ilvl="5" w:tplc="04090005" w:tentative="1">
+      <w:start w:val="1"/>
+      <w:numFmt w:val="bullet"/>
+      <w:lvlText w:val=""/>
+      <w:lvlJc w:val="left"/>
+      <w:pPr>
+        <w:ind w:left="4320" w:hanging="360"/>
+      </w:pPr>
+      <w:rPr>
+        <w:rFonts w:ascii="Wingdings" w:hAnsi="Wingdings" w:hint="default"/>
+      </w:rPr>
+    </w:lvl>
+    <w:lvl w:ilvl="6" w:tplc="04090001" w:tentative="1">
+      <w:start w:val="1"/>
+      <w:numFmt w:val="bullet"/>
+      <w:lvlText w:val=""/>
+      <w:lvlJc w:val="left"/>
+      <w:pPr>
+        <w:ind w:left="5040" w:hanging="360"/>
+      </w:pPr>
+      <w:rPr>
+        <w:rFonts w:ascii="Symbol" w:hAnsi="Symbol" w:hint="default"/>
+      </w:rPr>
+    </w:lvl>
+    <w:lvl w:ilvl="7" w:tplc="04090003" w:tentative="1">
+      <w:start w:val="1"/>
+      <w:numFmt w:val="bullet"/>
+      <w:lvlText w:val="o"/>
+      <w:lvlJc w:val="left"/>
+      <w:pPr>
+        <w:ind w:left="5760" w:hanging="360"/>
+      </w:pPr>
+      <w:rPr>
+        <w:rFonts w:ascii="Courier New" w:hAnsi="Courier New" w:hint="default"/>
+      </w:rPr>
+    </w:lvl>
+    <w:lvl w:ilvl="8" w:tplc="04090005" w:tentative="1">
+      <w:start w:val="1"/>
+      <w:numFmt w:val="bullet"/>
+      <w:lvlText w:val=""/>
+      <w:lvlJc w:val="left"/>
+      <w:pPr>
+        <w:ind w:left="6480" w:hanging="360"/>
+      </w:pPr>
+      <w:rPr>
+        <w:rFonts w:ascii="Wingdings" w:hAnsi="Wingdings" w:hint="default"/>
+      </w:rPr>
+    </w:lvl>
+  </w:abstractNum>
   <w:num w:numId="1" w16cid:durableId="1261380065">
+    <w:abstractNumId w:val="2"/>
+  </w:num>
+  <w:num w:numId="2" w16cid:durableId="1368681063">
     <w:abstractNumId w:val="1"/>
   </w:num>
-  <w:num w:numId="2" w16cid:durableId="1368681063">
+  <w:num w:numId="3" w16cid:durableId="1791363249">
     <w:abstractNumId w:val="0"/>
+  </w:num>
+  <w:num w:numId="4" w16cid:durableId="247232582">
+    <w:abstractNumId w:val="3"/>
   </w:num>
 </w:numbering>
 </file>
